--- a/铁路线路智能综合检测机器人/技术文档章节拆分_20260417_0116/铁路线路智能综合检测机器人_技术文档_V3.0_第11章_系统部署与运维保障_20260417_0116.docx
+++ b/铁路线路智能综合检测机器人/技术文档章节拆分_20260417_0116/铁路线路智能综合检测机器人_技术文档_V3.0_第11章_系统部署与运维保障_20260417_0116.docx
@@ -28,6 +28,403 @@
         <w:t>一、5 步现场部署</w:t>
       </w:r>
     </w:p>
+    <w:p>
+      <w:pPr>
+        <w:spacing w:after="60"/>
+      </w:pPr>
+      <w:r>
+        <w:rPr>
+          <w:sz w:val="21"/>
+        </w:rPr>
+        <w:t>本系统支持快速部署，单人可在 30 分钟内完成从设备到场到开始检测的全部准备工作。</w:t>
+      </w:r>
+    </w:p>
+    <w:p>
+      <w:pPr>
+        <w:spacing w:after="60"/>
+      </w:pPr>
+      <w:r>
+        <w:rPr>
+          <w:sz w:val="21"/>
+        </w:rPr>
+        <w:t>**部署流程总览：**</w:t>
+      </w:r>
+    </w:p>
+    <w:p>
+      <w:pPr>
+        <w:spacing w:after="120"/>
+        <w:ind w:left="432"/>
+      </w:pPr>
+      <w:r>
+        <w:rPr>
+          <w:rFonts w:ascii="Courier New" w:hAnsi="Courier New"/>
+          <w:sz w:val="18"/>
+        </w:rPr>
+        <w:t>设备到场 → 设备就位 → 开机自检 → 参数确认 → 一键出发</w:t>
+        <w:br/>
+        <w:t>（5分钟）  （10分钟）  （5分钟）   （5分钟）   （即开始）</w:t>
+      </w:r>
+    </w:p>
+    <w:p>
+      <w:pPr>
+        <w:spacing w:after="60"/>
+      </w:pPr>
+      <w:r>
+        <w:rPr>
+          <w:sz w:val="21"/>
+        </w:rPr>
+        <w:t>**详细部署步骤：**</w:t>
+      </w:r>
+    </w:p>
+    <w:tbl>
+      <w:tblPr>
+        <w:tblStyle w:val="TableGrid"/>
+        <w:tblW w:type="auto" w:w="0"/>
+        <w:tblLook w:firstColumn="1" w:firstRow="1" w:lastColumn="0" w:lastRow="0" w:noHBand="0" w:noVBand="1" w:val="04A0"/>
+      </w:tblPr>
+      <w:tblGrid>
+        <w:gridCol w:w="2196"/>
+        <w:gridCol w:w="2196"/>
+        <w:gridCol w:w="2196"/>
+        <w:gridCol w:w="2196"/>
+      </w:tblGrid>
+      <w:tr>
+        <w:tc>
+          <w:tcPr>
+            <w:tcW w:type="dxa" w:w="2196"/>
+          </w:tcPr>
+          <w:p>
+            <w:r>
+              <w:rPr>
+                <w:sz w:val="20"/>
+              </w:rPr>
+              <w:t>步骤</w:t>
+            </w:r>
+          </w:p>
+        </w:tc>
+        <w:tc>
+          <w:tcPr>
+            <w:tcW w:type="dxa" w:w="2196"/>
+          </w:tcPr>
+          <w:p>
+            <w:r>
+              <w:rPr>
+                <w:sz w:val="20"/>
+              </w:rPr>
+              <w:t>操作</w:t>
+            </w:r>
+          </w:p>
+        </w:tc>
+        <w:tc>
+          <w:tcPr>
+            <w:tcW w:type="dxa" w:w="2196"/>
+          </w:tcPr>
+          <w:p>
+            <w:r>
+              <w:rPr>
+                <w:sz w:val="20"/>
+              </w:rPr>
+              <w:t>时长</w:t>
+            </w:r>
+          </w:p>
+        </w:tc>
+        <w:tc>
+          <w:tcPr>
+            <w:tcW w:type="dxa" w:w="2196"/>
+          </w:tcPr>
+          <w:p>
+            <w:r>
+              <w:rPr>
+                <w:sz w:val="20"/>
+              </w:rPr>
+              <w:t>详细说明</w:t>
+            </w:r>
+          </w:p>
+        </w:tc>
+      </w:tr>
+      <w:tr>
+        <w:tc>
+          <w:tcPr>
+            <w:tcW w:type="dxa" w:w="2196"/>
+          </w:tcPr>
+          <w:p>
+            <w:r>
+              <w:rPr>
+                <w:sz w:val="20"/>
+              </w:rPr>
+              <w:t>**1. 设备就位**</w:t>
+            </w:r>
+          </w:p>
+        </w:tc>
+        <w:tc>
+          <w:tcPr>
+            <w:tcW w:type="dxa" w:w="2196"/>
+          </w:tcPr>
+          <w:p>
+            <w:r>
+              <w:rPr>
+                <w:sz w:val="20"/>
+              </w:rPr>
+              <w:t>将检测机器人搬运至铁轨起点</w:t>
+            </w:r>
+          </w:p>
+        </w:tc>
+        <w:tc>
+          <w:tcPr>
+            <w:tcW w:type="dxa" w:w="2196"/>
+          </w:tcPr>
+          <w:p>
+            <w:r>
+              <w:rPr>
+                <w:sz w:val="20"/>
+              </w:rPr>
+              <w:t>5min</w:t>
+            </w:r>
+          </w:p>
+        </w:tc>
+        <w:tc>
+          <w:tcPr>
+            <w:tcW w:type="dxa" w:w="2196"/>
+          </w:tcPr>
+          <w:p>
+            <w:r>
+              <w:rPr>
+                <w:sz w:val="20"/>
+              </w:rPr>
+              <w:t>两人抬运至轨道上，4轮自动对准轨道中心线</w:t>
+            </w:r>
+          </w:p>
+        </w:tc>
+      </w:tr>
+      <w:tr>
+        <w:tc>
+          <w:tcPr>
+            <w:tcW w:type="dxa" w:w="2196"/>
+          </w:tcPr>
+          <w:p>
+            <w:r>
+              <w:rPr>
+                <w:sz w:val="20"/>
+              </w:rPr>
+              <w:t>**2. 开机自检**</w:t>
+            </w:r>
+          </w:p>
+        </w:tc>
+        <w:tc>
+          <w:tcPr>
+            <w:tcW w:type="dxa" w:w="2196"/>
+          </w:tcPr>
+          <w:p>
+            <w:r>
+              <w:rPr>
+                <w:sz w:val="20"/>
+              </w:rPr>
+              <w:t>按下电源开关，系统自动启动</w:t>
+            </w:r>
+          </w:p>
+        </w:tc>
+        <w:tc>
+          <w:tcPr>
+            <w:tcW w:type="dxa" w:w="2196"/>
+          </w:tcPr>
+          <w:p>
+            <w:r>
+              <w:rPr>
+                <w:sz w:val="20"/>
+              </w:rPr>
+              <w:t>5min</w:t>
+            </w:r>
+          </w:p>
+        </w:tc>
+        <w:tc>
+          <w:tcPr>
+            <w:tcW w:type="dxa" w:w="2196"/>
+          </w:tcPr>
+          <w:p>
+            <w:r>
+              <w:rPr>
+                <w:sz w:val="20"/>
+              </w:rPr>
+              <w:t>传感器自检 / 相机曝光校正 / 激光功率校准 / 陀螺仪零偏校准，触摸屏显示各设备状态</w:t>
+            </w:r>
+          </w:p>
+        </w:tc>
+      </w:tr>
+      <w:tr>
+        <w:tc>
+          <w:tcPr>
+            <w:tcW w:type="dxa" w:w="2196"/>
+          </w:tcPr>
+          <w:p>
+            <w:r>
+              <w:rPr>
+                <w:sz w:val="20"/>
+              </w:rPr>
+              <w:t>**3. 参数确认**</w:t>
+            </w:r>
+          </w:p>
+        </w:tc>
+        <w:tc>
+          <w:tcPr>
+            <w:tcW w:type="dxa" w:w="2196"/>
+          </w:tcPr>
+          <w:p>
+            <w:r>
+              <w:rPr>
+                <w:sz w:val="20"/>
+              </w:rPr>
+              <w:t>触摸屏输入本次任务参数</w:t>
+            </w:r>
+          </w:p>
+        </w:tc>
+        <w:tc>
+          <w:tcPr>
+            <w:tcW w:type="dxa" w:w="2196"/>
+          </w:tcPr>
+          <w:p>
+            <w:r>
+              <w:rPr>
+                <w:sz w:val="20"/>
+              </w:rPr>
+              <w:t>5min</w:t>
+            </w:r>
+          </w:p>
+        </w:tc>
+        <w:tc>
+          <w:tcPr>
+            <w:tcW w:type="dxa" w:w="2196"/>
+          </w:tcPr>
+          <w:p>
+            <w:r>
+              <w:rPr>
+                <w:sz w:val="20"/>
+              </w:rPr>
+              <w:t>检测里程区段（起始/终点）、检测速度（默认1m/s）、任务名称</w:t>
+            </w:r>
+          </w:p>
+        </w:tc>
+      </w:tr>
+      <w:tr>
+        <w:tc>
+          <w:tcPr>
+            <w:tcW w:type="dxa" w:w="2196"/>
+          </w:tcPr>
+          <w:p>
+            <w:r>
+              <w:rPr>
+                <w:sz w:val="20"/>
+              </w:rPr>
+              <w:t>**4. 一键出发**</w:t>
+            </w:r>
+          </w:p>
+        </w:tc>
+        <w:tc>
+          <w:tcPr>
+            <w:tcW w:type="dxa" w:w="2196"/>
+          </w:tcPr>
+          <w:p>
+            <w:r>
+              <w:rPr>
+                <w:sz w:val="20"/>
+              </w:rPr>
+              <w:t>按下"开始任务"，机器人启动</w:t>
+            </w:r>
+          </w:p>
+        </w:tc>
+        <w:tc>
+          <w:tcPr>
+            <w:tcW w:type="dxa" w:w="2196"/>
+          </w:tcPr>
+          <w:p>
+            <w:r>
+              <w:rPr>
+                <w:sz w:val="20"/>
+              </w:rPr>
+              <w:t>即开始</w:t>
+            </w:r>
+          </w:p>
+        </w:tc>
+        <w:tc>
+          <w:tcPr>
+            <w:tcW w:type="dxa" w:w="2196"/>
+          </w:tcPr>
+          <w:p>
+            <w:r>
+              <w:rPr>
+                <w:sz w:val="20"/>
+              </w:rPr>
+              <w:t>自动定速巡航至目标速度，全程无需人工干预</w:t>
+            </w:r>
+          </w:p>
+        </w:tc>
+      </w:tr>
+      <w:tr>
+        <w:tc>
+          <w:tcPr>
+            <w:tcW w:type="dxa" w:w="2196"/>
+          </w:tcPr>
+          <w:p>
+            <w:r>
+              <w:rPr>
+                <w:sz w:val="20"/>
+              </w:rPr>
+              <w:t>**5. 任务结束**</w:t>
+            </w:r>
+          </w:p>
+        </w:tc>
+        <w:tc>
+          <w:tcPr>
+            <w:tcW w:type="dxa" w:w="2196"/>
+          </w:tcPr>
+          <w:p>
+            <w:r>
+              <w:rPr>
+                <w:sz w:val="20"/>
+              </w:rPr>
+              <w:t>自动返航或手动"一键返航"</w:t>
+            </w:r>
+          </w:p>
+        </w:tc>
+        <w:tc>
+          <w:tcPr>
+            <w:tcW w:type="dxa" w:w="2196"/>
+          </w:tcPr>
+          <w:p>
+            <w:r>
+              <w:rPr>
+                <w:sz w:val="20"/>
+              </w:rPr>
+              <w:t>即触发</w:t>
+            </w:r>
+          </w:p>
+        </w:tc>
+        <w:tc>
+          <w:tcPr>
+            <w:tcW w:type="dxa" w:w="2196"/>
+          </w:tcPr>
+          <w:p>
+            <w:r>
+              <w:rPr>
+                <w:sz w:val="20"/>
+              </w:rPr>
+              <w:t>到达终点自动减速停车，或手动一键返航；数据自动打包上传云端</w:t>
+            </w:r>
+          </w:p>
+        </w:tc>
+      </w:tr>
+    </w:tbl>
+    <w:p/>
+    <w:p>
+      <w:pPr>
+        <w:spacing w:after="60"/>
+      </w:pPr>
+      <w:r>
+        <w:rPr>
+          <w:sz w:val="21"/>
+        </w:rPr>
+        <w:t>**部署就绪检查清单（出发前必查）：**</w:t>
+      </w:r>
+    </w:p>
     <w:tbl>
       <w:tblPr>
         <w:tblStyle w:val="TableGrid"/>
@@ -49,7 +446,7 @@
               <w:rPr>
                 <w:sz w:val="20"/>
               </w:rPr>
-              <w:t>步骤</w:t>
+              <w:t>检查项</w:t>
             </w:r>
           </w:p>
         </w:tc>
@@ -62,7 +459,1618 @@
               <w:rPr>
                 <w:sz w:val="20"/>
               </w:rPr>
-              <w:t>操作</w:t>
+              <w:t>标准</w:t>
+            </w:r>
+          </w:p>
+        </w:tc>
+        <w:tc>
+          <w:tcPr>
+            <w:tcW w:type="dxa" w:w="2928"/>
+          </w:tcPr>
+          <w:p>
+            <w:r>
+              <w:rPr>
+                <w:sz w:val="20"/>
+              </w:rPr>
+              <w:t>异常处理</w:t>
+            </w:r>
+          </w:p>
+        </w:tc>
+      </w:tr>
+      <w:tr>
+        <w:tc>
+          <w:tcPr>
+            <w:tcW w:type="dxa" w:w="2928"/>
+          </w:tcPr>
+          <w:p>
+            <w:r>
+              <w:rPr>
+                <w:sz w:val="20"/>
+              </w:rPr>
+              <w:t>工业相机×6</w:t>
+            </w:r>
+          </w:p>
+        </w:tc>
+        <w:tc>
+          <w:tcPr>
+            <w:tcW w:type="dxa" w:w="2928"/>
+          </w:tcPr>
+          <w:p>
+            <w:r>
+              <w:rPr>
+                <w:sz w:val="20"/>
+              </w:rPr>
+              <w:t>全部在线，心跳正常</w:t>
+            </w:r>
+          </w:p>
+        </w:tc>
+        <w:tc>
+          <w:tcPr>
+            <w:tcW w:type="dxa" w:w="2928"/>
+          </w:tcPr>
+          <w:p>
+            <w:r>
+              <w:rPr>
+                <w:sz w:val="20"/>
+              </w:rPr>
+              <w:t>离线相机标记，冗余相机自动接管</w:t>
+            </w:r>
+          </w:p>
+        </w:tc>
+      </w:tr>
+      <w:tr>
+        <w:tc>
+          <w:tcPr>
+            <w:tcW w:type="dxa" w:w="2928"/>
+          </w:tcPr>
+          <w:p>
+            <w:r>
+              <w:rPr>
+                <w:sz w:val="20"/>
+              </w:rPr>
+              <w:t>3D激光×2</w:t>
+            </w:r>
+          </w:p>
+        </w:tc>
+        <w:tc>
+          <w:tcPr>
+            <w:tcW w:type="dxa" w:w="2928"/>
+          </w:tcPr>
+          <w:p>
+            <w:r>
+              <w:rPr>
+                <w:sz w:val="20"/>
+              </w:rPr>
+              <w:t>全部在线，功率稳定</w:t>
+            </w:r>
+          </w:p>
+        </w:tc>
+        <w:tc>
+          <w:tcPr>
+            <w:tcW w:type="dxa" w:w="2928"/>
+          </w:tcPr>
+          <w:p>
+            <w:r>
+              <w:rPr>
+                <w:sz w:val="20"/>
+              </w:rPr>
+              <w:t>单激光降级运行，标记数据缺失区段</w:t>
+            </w:r>
+          </w:p>
+        </w:tc>
+      </w:tr>
+      <w:tr>
+        <w:tc>
+          <w:tcPr>
+            <w:tcW w:type="dxa" w:w="2928"/>
+          </w:tcPr>
+          <w:p>
+            <w:r>
+              <w:rPr>
+                <w:sz w:val="20"/>
+              </w:rPr>
+              <w:t>双陀螺仪</w:t>
+            </w:r>
+          </w:p>
+        </w:tc>
+        <w:tc>
+          <w:tcPr>
+            <w:tcW w:type="dxa" w:w="2928"/>
+          </w:tcPr>
+          <w:p>
+            <w:r>
+              <w:rPr>
+                <w:sz w:val="20"/>
+              </w:rPr>
+              <w:t>两轴数据一致，姿态正常</w:t>
+            </w:r>
+          </w:p>
+        </w:tc>
+        <w:tc>
+          <w:tcPr>
+            <w:tcW w:type="dxa" w:w="2928"/>
+          </w:tcPr>
+          <w:p>
+            <w:r>
+              <w:rPr>
+                <w:sz w:val="20"/>
+              </w:rPr>
+              <w:t>单轴异常切换备用，人工检修</w:t>
+            </w:r>
+          </w:p>
+        </w:tc>
+      </w:tr>
+      <w:tr>
+        <w:tc>
+          <w:tcPr>
+            <w:tcW w:type="dxa" w:w="2928"/>
+          </w:tcPr>
+          <w:p>
+            <w:r>
+              <w:rPr>
+                <w:sz w:val="20"/>
+              </w:rPr>
+              <w:t>**测距传感器矩阵**</w:t>
+            </w:r>
+          </w:p>
+        </w:tc>
+        <w:tc>
+          <w:tcPr>
+            <w:tcW w:type="dxa" w:w="2928"/>
+          </w:tcPr>
+          <w:p>
+            <w:r>
+              <w:rPr>
+                <w:sz w:val="20"/>
+              </w:rPr>
+              <w:t>**全部在线，数据率稳定，测量精度±1mm**</w:t>
+            </w:r>
+          </w:p>
+        </w:tc>
+        <w:tc>
+          <w:tcPr>
+            <w:tcW w:type="dxa" w:w="2928"/>
+          </w:tcPr>
+          <w:p>
+            <w:r>
+              <w:rPr>
+                <w:sz w:val="20"/>
+              </w:rPr>
+              <w:t>**标记该传感器离线，启动冗余逻辑，任务后检修**</w:t>
+            </w:r>
+          </w:p>
+        </w:tc>
+      </w:tr>
+      <w:tr>
+        <w:tc>
+          <w:tcPr>
+            <w:tcW w:type="dxa" w:w="2928"/>
+          </w:tcPr>
+          <w:p>
+            <w:r>
+              <w:rPr>
+                <w:sz w:val="20"/>
+              </w:rPr>
+              <w:t>BMS电量</w:t>
+            </w:r>
+          </w:p>
+        </w:tc>
+        <w:tc>
+          <w:tcPr>
+            <w:tcW w:type="dxa" w:w="2928"/>
+          </w:tcPr>
+          <w:p>
+            <w:r>
+              <w:rPr>
+                <w:sz w:val="20"/>
+              </w:rPr>
+              <w:t>SOC ≥ 80%（或任务所需电量）</w:t>
+            </w:r>
+          </w:p>
+        </w:tc>
+        <w:tc>
+          <w:tcPr>
+            <w:tcW w:type="dxa" w:w="2928"/>
+          </w:tcPr>
+          <w:p>
+            <w:r>
+              <w:rPr>
+                <w:sz w:val="20"/>
+              </w:rPr>
+              <w:t>电量不足先充电或更换电池</w:t>
+            </w:r>
+          </w:p>
+        </w:tc>
+      </w:tr>
+      <w:tr>
+        <w:tc>
+          <w:tcPr>
+            <w:tcW w:type="dxa" w:w="2928"/>
+          </w:tcPr>
+          <w:p>
+            <w:r>
+              <w:rPr>
+                <w:sz w:val="20"/>
+              </w:rPr>
+              <w:t>存储空间</w:t>
+            </w:r>
+          </w:p>
+        </w:tc>
+        <w:tc>
+          <w:tcPr>
+            <w:tcW w:type="dxa" w:w="2928"/>
+          </w:tcPr>
+          <w:p>
+            <w:r>
+              <w:rPr>
+                <w:sz w:val="20"/>
+              </w:rPr>
+              <w:t>磁盘剩余 ≥ 20%</w:t>
+            </w:r>
+          </w:p>
+        </w:tc>
+        <w:tc>
+          <w:tcPr>
+            <w:tcW w:type="dxa" w:w="2928"/>
+          </w:tcPr>
+          <w:p>
+            <w:r>
+              <w:rPr>
+                <w:sz w:val="20"/>
+              </w:rPr>
+              <w:t>删除历史数据后继续</w:t>
+            </w:r>
+          </w:p>
+        </w:tc>
+      </w:tr>
+      <w:tr>
+        <w:tc>
+          <w:tcPr>
+            <w:tcW w:type="dxa" w:w="2928"/>
+          </w:tcPr>
+          <w:p>
+            <w:r>
+              <w:rPr>
+                <w:sz w:val="20"/>
+              </w:rPr>
+              <w:t>网络连接</w:t>
+            </w:r>
+          </w:p>
+        </w:tc>
+        <w:tc>
+          <w:tcPr>
+            <w:tcW w:type="dxa" w:w="2928"/>
+          </w:tcPr>
+          <w:p>
+            <w:r>
+              <w:rPr>
+                <w:sz w:val="20"/>
+              </w:rPr>
+              <w:t>信号强度 &gt; -90dBm</w:t>
+            </w:r>
+          </w:p>
+        </w:tc>
+        <w:tc>
+          <w:tcPr>
+            <w:tcW w:type="dxa" w:w="2928"/>
+          </w:tcPr>
+          <w:p>
+            <w:r>
+              <w:rPr>
+                <w:sz w:val="20"/>
+              </w:rPr>
+              <w:t>切换为本地存储模式，任务后补传</w:t>
+            </w:r>
+          </w:p>
+        </w:tc>
+      </w:tr>
+      <w:tr>
+        <w:tc>
+          <w:tcPr>
+            <w:tcW w:type="dxa" w:w="2928"/>
+          </w:tcPr>
+          <w:p>
+            <w:r>
+              <w:rPr>
+                <w:sz w:val="20"/>
+              </w:rPr>
+              <w:t>定位信号</w:t>
+            </w:r>
+          </w:p>
+        </w:tc>
+        <w:tc>
+          <w:tcPr>
+            <w:tcW w:type="dxa" w:w="2928"/>
+          </w:tcPr>
+          <w:p>
+            <w:r>
+              <w:rPr>
+                <w:sz w:val="20"/>
+              </w:rPr>
+              <w:t>GPS/北斗定位正常</w:t>
+            </w:r>
+          </w:p>
+        </w:tc>
+        <w:tc>
+          <w:tcPr>
+            <w:tcW w:type="dxa" w:w="2928"/>
+          </w:tcPr>
+          <w:p>
+            <w:r>
+              <w:rPr>
+                <w:sz w:val="20"/>
+              </w:rPr>
+              <w:t>使用里程计推算，标记无定位区段</w:t>
+            </w:r>
+          </w:p>
+        </w:tc>
+      </w:tr>
+    </w:tbl>
+    <w:p/>
+    <w:p>
+      <w:pPr>
+        <w:spacing w:after="80"/>
+        <w:ind w:left="432"/>
+      </w:pPr>
+      <w:r>
+        <w:rPr>
+          <w:i/>
+          <w:color w:val="606060"/>
+          <w:sz w:val="20"/>
+        </w:rPr>
+        <w:t>出发前检查可在触摸屏上一键执行，系统自动逐项检测并报告结果，全部通过方可出发。</w:t>
+      </w:r>
+    </w:p>
+    <w:p>
+      <w:pPr>
+        <w:spacing w:after="60"/>
+      </w:pPr>
+      <w:r>
+        <w:rPr>
+          <w:b/>
+          <w:color w:val="1F497D"/>
+          <w:sz w:val="26"/>
+        </w:rPr>
+        <w:t>二、运维保障体系</w:t>
+      </w:r>
+    </w:p>
+    <w:p>
+      <w:pPr>
+        <w:spacing w:after="60"/>
+      </w:pPr>
+      <w:r>
+        <w:rPr>
+          <w:sz w:val="21"/>
+        </w:rPr>
+        <w:t>本系统建立了覆盖设备全生命周期的运维保障体系，确保系统长期稳定运行。</w:t>
+      </w:r>
+    </w:p>
+    <w:p>
+      <w:pPr>
+        <w:spacing w:after="60"/>
+      </w:pPr>
+      <w:r>
+        <w:rPr>
+          <w:sz w:val="21"/>
+        </w:rPr>
+        <w:t>**运维保障体系架构：**</w:t>
+      </w:r>
+    </w:p>
+    <w:p>
+      <w:pPr>
+        <w:spacing w:after="120"/>
+        <w:ind w:left="432"/>
+      </w:pPr>
+      <w:r>
+        <w:rPr>
+          <w:rFonts w:ascii="Courier New" w:hAnsi="Courier New"/>
+          <w:sz w:val="18"/>
+        </w:rPr>
+        <w:t>┌─────────────────────────────────────────┐</w:t>
+        <w:br/>
+        <w:t>│           运维保障体系                      │</w:t>
+        <w:br/>
+        <w:t>│                                          │</w:t>
+        <w:br/>
+        <w:t>│  远程运维 ──→ 定期标定 ──→ 备件支持      │</w:t>
+        <w:br/>
+        <w:t>│       │              │              │    │</w:t>
+        <w:br/>
+        <w:t>│       ↓              ↓              ↓    │</w:t>
+        <w:br/>
+        <w:t>│  故障诊断        传感器校准       快速更换    │</w:t>
+        <w:br/>
+        <w:t>│  参数调优        精度验证        供应链保障  │</w:t>
+        <w:br/>
+        <w:t>│  固件升级                           │    │</w:t>
+        <w:br/>
+        <w:t>│       │                             ↓    │</w:t>
+        <w:br/>
+        <w:t>│       └────→ 软件维护 ←←←←←←←←←←←←┘    │</w:t>
+        <w:br/>
+        <w:t>│                                          │</w:t>
+        <w:br/>
+        <w:t>│  数据维护 ──→ 定期备份 ──→ 多副本存储     │</w:t>
+        <w:br/>
+        <w:t>└─────────────────────────────────────────┘</w:t>
+      </w:r>
+    </w:p>
+    <w:p>
+      <w:pPr>
+        <w:spacing w:after="60"/>
+      </w:pPr>
+      <w:r>
+        <w:rPr>
+          <w:sz w:val="21"/>
+        </w:rPr>
+        <w:t>**远程运维详解：**</w:t>
+      </w:r>
+    </w:p>
+    <w:tbl>
+      <w:tblPr>
+        <w:tblStyle w:val="TableGrid"/>
+        <w:tblW w:type="auto" w:w="0"/>
+        <w:tblLook w:firstColumn="1" w:firstRow="1" w:lastColumn="0" w:lastRow="0" w:noHBand="0" w:noVBand="1" w:val="04A0"/>
+      </w:tblPr>
+      <w:tblGrid>
+        <w:gridCol w:w="2928"/>
+        <w:gridCol w:w="2928"/>
+        <w:gridCol w:w="2928"/>
+      </w:tblGrid>
+      <w:tr>
+        <w:tc>
+          <w:tcPr>
+            <w:tcW w:type="dxa" w:w="2928"/>
+          </w:tcPr>
+          <w:p>
+            <w:r>
+              <w:rPr>
+                <w:sz w:val="20"/>
+              </w:rPr>
+              <w:t>运维内容</w:t>
+            </w:r>
+          </w:p>
+        </w:tc>
+        <w:tc>
+          <w:tcPr>
+            <w:tcW w:type="dxa" w:w="2928"/>
+          </w:tcPr>
+          <w:p>
+            <w:r>
+              <w:rPr>
+                <w:sz w:val="20"/>
+              </w:rPr>
+              <w:t>说明</w:t>
+            </w:r>
+          </w:p>
+        </w:tc>
+        <w:tc>
+          <w:tcPr>
+            <w:tcW w:type="dxa" w:w="2928"/>
+          </w:tcPr>
+          <w:p>
+            <w:r>
+              <w:rPr>
+                <w:sz w:val="20"/>
+              </w:rPr>
+              <w:t>方式</w:t>
+            </w:r>
+          </w:p>
+        </w:tc>
+      </w:tr>
+      <w:tr>
+        <w:tc>
+          <w:tcPr>
+            <w:tcW w:type="dxa" w:w="2928"/>
+          </w:tcPr>
+          <w:p>
+            <w:r>
+              <w:rPr>
+                <w:sz w:val="20"/>
+              </w:rPr>
+              <w:t>故障诊断</w:t>
+            </w:r>
+          </w:p>
+        </w:tc>
+        <w:tc>
+          <w:tcPr>
+            <w:tcW w:type="dxa" w:w="2928"/>
+          </w:tcPr>
+          <w:p>
+            <w:r>
+              <w:rPr>
+                <w:sz w:val="20"/>
+              </w:rPr>
+              <w:t>远程登录查看实时状态、日志、告警记录，定位故障根因</w:t>
+            </w:r>
+          </w:p>
+        </w:tc>
+        <w:tc>
+          <w:tcPr>
+            <w:tcW w:type="dxa" w:w="2928"/>
+          </w:tcPr>
+          <w:p>
+            <w:r>
+              <w:rPr>
+                <w:sz w:val="20"/>
+              </w:rPr>
+              <w:t>4G/5G网络接入</w:t>
+            </w:r>
+          </w:p>
+        </w:tc>
+      </w:tr>
+      <w:tr>
+        <w:tc>
+          <w:tcPr>
+            <w:tcW w:type="dxa" w:w="2928"/>
+          </w:tcPr>
+          <w:p>
+            <w:r>
+              <w:rPr>
+                <w:sz w:val="20"/>
+              </w:rPr>
+              <w:t>参数调优</w:t>
+            </w:r>
+          </w:p>
+        </w:tc>
+        <w:tc>
+          <w:tcPr>
+            <w:tcW w:type="dxa" w:w="2928"/>
+          </w:tcPr>
+          <w:p>
+            <w:r>
+              <w:rPr>
+                <w:sz w:val="20"/>
+              </w:rPr>
+              <w:t>远程调整相机曝光/帧率/检测阈值，无需到场</w:t>
+            </w:r>
+          </w:p>
+        </w:tc>
+        <w:tc>
+          <w:tcPr>
+            <w:tcW w:type="dxa" w:w="2928"/>
+          </w:tcPr>
+          <w:p>
+            <w:r>
+              <w:rPr>
+                <w:sz w:val="20"/>
+              </w:rPr>
+              <w:t>云端下发参数包</w:t>
+            </w:r>
+          </w:p>
+        </w:tc>
+      </w:tr>
+      <w:tr>
+        <w:tc>
+          <w:tcPr>
+            <w:tcW w:type="dxa" w:w="2928"/>
+          </w:tcPr>
+          <w:p>
+            <w:r>
+              <w:rPr>
+                <w:sz w:val="20"/>
+              </w:rPr>
+              <w:t>固件升级</w:t>
+            </w:r>
+          </w:p>
+        </w:tc>
+        <w:tc>
+          <w:tcPr>
+            <w:tcW w:type="dxa" w:w="2928"/>
+          </w:tcPr>
+          <w:p>
+            <w:r>
+              <w:rPr>
+                <w:sz w:val="20"/>
+              </w:rPr>
+              <w:t>传感器固件（相机/激光/陀螺仪）远程推送升级</w:t>
+            </w:r>
+          </w:p>
+        </w:tc>
+        <w:tc>
+          <w:tcPr>
+            <w:tcW w:type="dxa" w:w="2928"/>
+          </w:tcPr>
+          <w:p>
+            <w:r>
+              <w:rPr>
+                <w:sz w:val="20"/>
+              </w:rPr>
+              <w:t>OTA升级</w:t>
+            </w:r>
+          </w:p>
+        </w:tc>
+      </w:tr>
+      <w:tr>
+        <w:tc>
+          <w:tcPr>
+            <w:tcW w:type="dxa" w:w="2928"/>
+          </w:tcPr>
+          <w:p>
+            <w:r>
+              <w:rPr>
+                <w:sz w:val="20"/>
+              </w:rPr>
+              <w:t>AI模型更新</w:t>
+            </w:r>
+          </w:p>
+        </w:tc>
+        <w:tc>
+          <w:tcPr>
+            <w:tcW w:type="dxa" w:w="2928"/>
+          </w:tcPr>
+          <w:p>
+            <w:r>
+              <w:rPr>
+                <w:sz w:val="20"/>
+              </w:rPr>
+              <w:t>新增病害类型/优化识别精度，远程推送模型更新包</w:t>
+            </w:r>
+          </w:p>
+        </w:tc>
+        <w:tc>
+          <w:tcPr>
+            <w:tcW w:type="dxa" w:w="2928"/>
+          </w:tcPr>
+          <w:p>
+            <w:r>
+              <w:rPr>
+                <w:sz w:val="20"/>
+              </w:rPr>
+              <w:t>云端模型下发</w:t>
+            </w:r>
+          </w:p>
+        </w:tc>
+      </w:tr>
+      <w:tr>
+        <w:tc>
+          <w:tcPr>
+            <w:tcW w:type="dxa" w:w="2928"/>
+          </w:tcPr>
+          <w:p>
+            <w:r>
+              <w:rPr>
+                <w:sz w:val="20"/>
+              </w:rPr>
+              <w:t>系统重启</w:t>
+            </w:r>
+          </w:p>
+        </w:tc>
+        <w:tc>
+          <w:tcPr>
+            <w:tcW w:type="dxa" w:w="2928"/>
+          </w:tcPr>
+          <w:p>
+            <w:r>
+              <w:rPr>
+                <w:sz w:val="20"/>
+              </w:rPr>
+              <w:t>远程重启工控机或重置单节点服务</w:t>
+            </w:r>
+          </w:p>
+        </w:tc>
+        <w:tc>
+          <w:tcPr>
+            <w:tcW w:type="dxa" w:w="2928"/>
+          </w:tcPr>
+          <w:p>
+            <w:r>
+              <w:rPr>
+                <w:sz w:val="20"/>
+              </w:rPr>
+              <w:t>云端指令下发</w:t>
+            </w:r>
+          </w:p>
+        </w:tc>
+      </w:tr>
+    </w:tbl>
+    <w:p/>
+    <w:p>
+      <w:pPr>
+        <w:spacing w:after="60"/>
+      </w:pPr>
+      <w:r>
+        <w:rPr>
+          <w:sz w:val="21"/>
+        </w:rPr>
+        <w:t>**定期标定制度：**</w:t>
+      </w:r>
+    </w:p>
+    <w:tbl>
+      <w:tblPr>
+        <w:tblStyle w:val="TableGrid"/>
+        <w:tblW w:type="auto" w:w="0"/>
+        <w:tblLook w:firstColumn="1" w:firstRow="1" w:lastColumn="0" w:lastRow="0" w:noHBand="0" w:noVBand="1" w:val="04A0"/>
+      </w:tblPr>
+      <w:tblGrid>
+        <w:gridCol w:w="2196"/>
+        <w:gridCol w:w="2196"/>
+        <w:gridCol w:w="2196"/>
+        <w:gridCol w:w="2196"/>
+      </w:tblGrid>
+      <w:tr>
+        <w:tc>
+          <w:tcPr>
+            <w:tcW w:type="dxa" w:w="2196"/>
+          </w:tcPr>
+          <w:p>
+            <w:r>
+              <w:rPr>
+                <w:sz w:val="20"/>
+              </w:rPr>
+              <w:t>标定项目</w:t>
+            </w:r>
+          </w:p>
+        </w:tc>
+        <w:tc>
+          <w:tcPr>
+            <w:tcW w:type="dxa" w:w="2196"/>
+          </w:tcPr>
+          <w:p>
+            <w:r>
+              <w:rPr>
+                <w:sz w:val="20"/>
+              </w:rPr>
+              <w:t>周期</w:t>
+            </w:r>
+          </w:p>
+        </w:tc>
+        <w:tc>
+          <w:tcPr>
+            <w:tcW w:type="dxa" w:w="2196"/>
+          </w:tcPr>
+          <w:p>
+            <w:r>
+              <w:rPr>
+                <w:sz w:val="20"/>
+              </w:rPr>
+              <w:t>方法</w:t>
+            </w:r>
+          </w:p>
+        </w:tc>
+        <w:tc>
+          <w:tcPr>
+            <w:tcW w:type="dxa" w:w="2196"/>
+          </w:tcPr>
+          <w:p>
+            <w:r>
+              <w:rPr>
+                <w:sz w:val="20"/>
+              </w:rPr>
+              <w:t>工具</w:t>
+            </w:r>
+          </w:p>
+        </w:tc>
+      </w:tr>
+      <w:tr>
+        <w:tc>
+          <w:tcPr>
+            <w:tcW w:type="dxa" w:w="2196"/>
+          </w:tcPr>
+          <w:p>
+            <w:r>
+              <w:rPr>
+                <w:sz w:val="20"/>
+              </w:rPr>
+              <w:t>相机内参标定</w:t>
+            </w:r>
+          </w:p>
+        </w:tc>
+        <w:tc>
+          <w:tcPr>
+            <w:tcW w:type="dxa" w:w="2196"/>
+          </w:tcPr>
+          <w:p>
+            <w:r>
+              <w:rPr>
+                <w:sz w:val="20"/>
+              </w:rPr>
+              <w:t>每季度或更换镜头后</w:t>
+            </w:r>
+          </w:p>
+        </w:tc>
+        <w:tc>
+          <w:tcPr>
+            <w:tcW w:type="dxa" w:w="2196"/>
+          </w:tcPr>
+          <w:p>
+            <w:r>
+              <w:rPr>
+                <w:sz w:val="20"/>
+              </w:rPr>
+              <w:t>张正友标定法，采集20+张标定板图像</w:t>
+            </w:r>
+          </w:p>
+        </w:tc>
+        <w:tc>
+          <w:tcPr>
+            <w:tcW w:type="dxa" w:w="2196"/>
+          </w:tcPr>
+          <w:p>
+            <w:r>
+              <w:rPr>
+                <w:sz w:val="20"/>
+              </w:rPr>
+              <w:t>9×6棋盘格标定板</w:t>
+            </w:r>
+          </w:p>
+        </w:tc>
+      </w:tr>
+      <w:tr>
+        <w:tc>
+          <w:tcPr>
+            <w:tcW w:type="dxa" w:w="2196"/>
+          </w:tcPr>
+          <w:p>
+            <w:r>
+              <w:rPr>
+                <w:sz w:val="20"/>
+              </w:rPr>
+              <w:t>相机外参标定</w:t>
+            </w:r>
+          </w:p>
+        </w:tc>
+        <w:tc>
+          <w:tcPr>
+            <w:tcW w:type="dxa" w:w="2196"/>
+          </w:tcPr>
+          <w:p>
+            <w:r>
+              <w:rPr>
+                <w:sz w:val="20"/>
+              </w:rPr>
+              <w:t>每季度或碰撞后</w:t>
+            </w:r>
+          </w:p>
+        </w:tc>
+        <w:tc>
+          <w:tcPr>
+            <w:tcW w:type="dxa" w:w="2196"/>
+          </w:tcPr>
+          <w:p>
+            <w:r>
+              <w:rPr>
+                <w:sz w:val="20"/>
+              </w:rPr>
+              <w:t>基于轨面特征点，三角测量优化外参</w:t>
+            </w:r>
+          </w:p>
+        </w:tc>
+        <w:tc>
+          <w:tcPr>
+            <w:tcW w:type="dxa" w:w="2196"/>
+          </w:tcPr>
+          <w:p>
+            <w:r>
+              <w:rPr>
+                <w:sz w:val="20"/>
+              </w:rPr>
+              <w:t>轨面特征标定件</w:t>
+            </w:r>
+          </w:p>
+        </w:tc>
+      </w:tr>
+      <w:tr>
+        <w:tc>
+          <w:tcPr>
+            <w:tcW w:type="dxa" w:w="2196"/>
+          </w:tcPr>
+          <w:p>
+            <w:r>
+              <w:rPr>
+                <w:sz w:val="20"/>
+              </w:rPr>
+              <w:t>激光标定</w:t>
+            </w:r>
+          </w:p>
+        </w:tc>
+        <w:tc>
+          <w:tcPr>
+            <w:tcW w:type="dxa" w:w="2196"/>
+          </w:tcPr>
+          <w:p>
+            <w:r>
+              <w:rPr>
+                <w:sz w:val="20"/>
+              </w:rPr>
+              <w:t>每半年或光路遮挡后</w:t>
+            </w:r>
+          </w:p>
+        </w:tc>
+        <w:tc>
+          <w:tcPr>
+            <w:tcW w:type="dxa" w:w="2196"/>
+          </w:tcPr>
+          <w:p>
+            <w:r>
+              <w:rPr>
+                <w:sz w:val="20"/>
+              </w:rPr>
+              <w:t>已知距离参考物，测量并校正距离偏差</w:t>
+            </w:r>
+          </w:p>
+        </w:tc>
+        <w:tc>
+          <w:tcPr>
+            <w:tcW w:type="dxa" w:w="2196"/>
+          </w:tcPr>
+          <w:p>
+            <w:r>
+              <w:rPr>
+                <w:sz w:val="20"/>
+              </w:rPr>
+              <w:t>标准距离标定尺</w:t>
+            </w:r>
+          </w:p>
+        </w:tc>
+      </w:tr>
+      <w:tr>
+        <w:tc>
+          <w:tcPr>
+            <w:tcW w:type="dxa" w:w="2196"/>
+          </w:tcPr>
+          <w:p>
+            <w:r>
+              <w:rPr>
+                <w:sz w:val="20"/>
+              </w:rPr>
+              <w:t>陀螺仪零偏校准</w:t>
+            </w:r>
+          </w:p>
+        </w:tc>
+        <w:tc>
+          <w:tcPr>
+            <w:tcW w:type="dxa" w:w="2196"/>
+          </w:tcPr>
+          <w:p>
+            <w:r>
+              <w:rPr>
+                <w:sz w:val="20"/>
+              </w:rPr>
+              <w:t>每次任务前（自动）</w:t>
+            </w:r>
+          </w:p>
+        </w:tc>
+        <w:tc>
+          <w:tcPr>
+            <w:tcW w:type="dxa" w:w="2196"/>
+          </w:tcPr>
+          <w:p>
+            <w:r>
+              <w:rPr>
+                <w:sz w:val="20"/>
+              </w:rPr>
+              <w:t>静止状态下采集零偏值并补偿</w:t>
+            </w:r>
+          </w:p>
+        </w:tc>
+        <w:tc>
+          <w:tcPr>
+            <w:tcW w:type="dxa" w:w="2196"/>
+          </w:tcPr>
+          <w:p>
+            <w:r>
+              <w:rPr>
+                <w:sz w:val="20"/>
+              </w:rPr>
+              <w:t>内置自动校准</w:t>
+            </w:r>
+          </w:p>
+        </w:tc>
+      </w:tr>
+      <w:tr>
+        <w:tc>
+          <w:tcPr>
+            <w:tcW w:type="dxa" w:w="2196"/>
+          </w:tcPr>
+          <w:p>
+            <w:r>
+              <w:rPr>
+                <w:sz w:val="20"/>
+              </w:rPr>
+              <w:t>测距传感器矩阵标定</w:t>
+            </w:r>
+          </w:p>
+        </w:tc>
+        <w:tc>
+          <w:tcPr>
+            <w:tcW w:type="dxa" w:w="2196"/>
+          </w:tcPr>
+          <w:p>
+            <w:r>
+              <w:rPr>
+                <w:sz w:val="20"/>
+              </w:rPr>
+              <w:t>每季度或测量精度超差后</w:t>
+            </w:r>
+          </w:p>
+        </w:tc>
+        <w:tc>
+          <w:tcPr>
+            <w:tcW w:type="dxa" w:w="2196"/>
+          </w:tcPr>
+          <w:p>
+            <w:r>
+              <w:rPr>
+                <w:sz w:val="20"/>
+              </w:rPr>
+              <w:t>标准距离参考物对比测量，校正测距偏差</w:t>
+            </w:r>
+          </w:p>
+        </w:tc>
+        <w:tc>
+          <w:tcPr>
+            <w:tcW w:type="dxa" w:w="2196"/>
+          </w:tcPr>
+          <w:p>
+            <w:r>
+              <w:rPr>
+                <w:sz w:val="20"/>
+              </w:rPr>
+              <w:t>标准距离标定尺</w:t>
+            </w:r>
+          </w:p>
+        </w:tc>
+      </w:tr>
+      <w:tr>
+        <w:tc>
+          <w:tcPr>
+            <w:tcW w:type="dxa" w:w="2196"/>
+          </w:tcPr>
+          <w:p>
+            <w:r>
+              <w:rPr>
+                <w:sz w:val="20"/>
+              </w:rPr>
+              <w:t>里程计标定</w:t>
+            </w:r>
+          </w:p>
+        </w:tc>
+        <w:tc>
+          <w:tcPr>
+            <w:tcW w:type="dxa" w:w="2196"/>
+          </w:tcPr>
+          <w:p>
+            <w:r>
+              <w:rPr>
+                <w:sz w:val="20"/>
+              </w:rPr>
+              <w:t>每季度或轮径磨损后</w:t>
+            </w:r>
+          </w:p>
+        </w:tc>
+        <w:tc>
+          <w:tcPr>
+            <w:tcW w:type="dxa" w:w="2196"/>
+          </w:tcPr>
+          <w:p>
+            <w:r>
+              <w:rPr>
+                <w:sz w:val="20"/>
+              </w:rPr>
+              <w:t>已知距离轨道段，校正轮径参数</w:t>
+            </w:r>
+          </w:p>
+        </w:tc>
+        <w:tc>
+          <w:tcPr>
+            <w:tcW w:type="dxa" w:w="2196"/>
+          </w:tcPr>
+          <w:p>
+            <w:r>
+              <w:rPr>
+                <w:sz w:val="20"/>
+              </w:rPr>
+              <w:t>标准里程标定段</w:t>
+            </w:r>
+          </w:p>
+        </w:tc>
+      </w:tr>
+    </w:tbl>
+    <w:p/>
+    <w:p>
+      <w:pPr>
+        <w:spacing w:after="60"/>
+      </w:pPr>
+      <w:r>
+        <w:rPr>
+          <w:sz w:val="21"/>
+        </w:rPr>
+        <w:t>**备件支持体系：**</w:t>
+      </w:r>
+    </w:p>
+    <w:tbl>
+      <w:tblPr>
+        <w:tblStyle w:val="TableGrid"/>
+        <w:tblW w:type="auto" w:w="0"/>
+        <w:tblLook w:firstColumn="1" w:firstRow="1" w:lastColumn="0" w:lastRow="0" w:noHBand="0" w:noVBand="1" w:val="04A0"/>
+      </w:tblPr>
+      <w:tblGrid>
+        <w:gridCol w:w="2196"/>
+        <w:gridCol w:w="2196"/>
+        <w:gridCol w:w="2196"/>
+        <w:gridCol w:w="2196"/>
+      </w:tblGrid>
+      <w:tr>
+        <w:tc>
+          <w:tcPr>
+            <w:tcW w:type="dxa" w:w="2196"/>
+          </w:tcPr>
+          <w:p>
+            <w:r>
+              <w:rPr>
+                <w:sz w:val="20"/>
+              </w:rPr>
+              <w:t>备件类型</w:t>
+            </w:r>
+          </w:p>
+        </w:tc>
+        <w:tc>
+          <w:tcPr>
+            <w:tcW w:type="dxa" w:w="2196"/>
+          </w:tcPr>
+          <w:p>
+            <w:r>
+              <w:rPr>
+                <w:sz w:val="20"/>
+              </w:rPr>
+              <w:t>规格</w:t>
+            </w:r>
+          </w:p>
+        </w:tc>
+        <w:tc>
+          <w:tcPr>
+            <w:tcW w:type="dxa" w:w="2196"/>
+          </w:tcPr>
+          <w:p>
+            <w:r>
+              <w:rPr>
+                <w:sz w:val="20"/>
+              </w:rPr>
+              <w:t>数量建议</w:t>
+            </w:r>
+          </w:p>
+        </w:tc>
+        <w:tc>
+          <w:tcPr>
+            <w:tcW w:type="dxa" w:w="2196"/>
+          </w:tcPr>
+          <w:p>
+            <w:r>
+              <w:rPr>
+                <w:sz w:val="20"/>
+              </w:rPr>
+              <w:t>更换时长</w:t>
+            </w:r>
+          </w:p>
+        </w:tc>
+      </w:tr>
+      <w:tr>
+        <w:tc>
+          <w:tcPr>
+            <w:tcW w:type="dxa" w:w="2196"/>
+          </w:tcPr>
+          <w:p>
+            <w:r>
+              <w:rPr>
+                <w:sz w:val="20"/>
+              </w:rPr>
+              <w:t>工业相机</w:t>
+            </w:r>
+          </w:p>
+        </w:tc>
+        <w:tc>
+          <w:tcPr>
+            <w:tcW w:type="dxa" w:w="2196"/>
+          </w:tcPr>
+          <w:p>
+            <w:r>
+              <w:rPr>
+                <w:sz w:val="20"/>
+              </w:rPr>
+              <w:t>同型号同规格</w:t>
+            </w:r>
+          </w:p>
+        </w:tc>
+        <w:tc>
+          <w:tcPr>
+            <w:tcW w:type="dxa" w:w="2196"/>
+          </w:tcPr>
+          <w:p>
+            <w:r>
+              <w:rPr>
+                <w:sz w:val="20"/>
+              </w:rPr>
+              <w:t>2~4台</w:t>
+            </w:r>
+          </w:p>
+        </w:tc>
+        <w:tc>
+          <w:tcPr>
+            <w:tcW w:type="dxa" w:w="2196"/>
+          </w:tcPr>
+          <w:p>
+            <w:r>
+              <w:rPr>
+                <w:sz w:val="20"/>
+              </w:rPr>
+              <w:t>&lt; 30min（模块化插拔）</w:t>
+            </w:r>
+          </w:p>
+        </w:tc>
+      </w:tr>
+      <w:tr>
+        <w:tc>
+          <w:tcPr>
+            <w:tcW w:type="dxa" w:w="2196"/>
+          </w:tcPr>
+          <w:p>
+            <w:r>
+              <w:rPr>
+                <w:sz w:val="20"/>
+              </w:rPr>
+              <w:t>3D激光</w:t>
+            </w:r>
+          </w:p>
+        </w:tc>
+        <w:tc>
+          <w:tcPr>
+            <w:tcW w:type="dxa" w:w="2196"/>
+          </w:tcPr>
+          <w:p>
+            <w:r>
+              <w:rPr>
+                <w:sz w:val="20"/>
+              </w:rPr>
+              <w:t>同型号同规格</w:t>
+            </w:r>
+          </w:p>
+        </w:tc>
+        <w:tc>
+          <w:tcPr>
+            <w:tcW w:type="dxa" w:w="2196"/>
+          </w:tcPr>
+          <w:p>
+            <w:r>
+              <w:rPr>
+                <w:sz w:val="20"/>
+              </w:rPr>
+              <w:t>1~2台</w:t>
+            </w:r>
+          </w:p>
+        </w:tc>
+        <w:tc>
+          <w:tcPr>
+            <w:tcW w:type="dxa" w:w="2196"/>
+          </w:tcPr>
+          <w:p>
+            <w:r>
+              <w:rPr>
+                <w:sz w:val="20"/>
+              </w:rPr>
+              <w:t>&lt; 30min</w:t>
+            </w:r>
+          </w:p>
+        </w:tc>
+      </w:tr>
+      <w:tr>
+        <w:tc>
+          <w:tcPr>
+            <w:tcW w:type="dxa" w:w="2196"/>
+          </w:tcPr>
+          <w:p>
+            <w:r>
+              <w:rPr>
+                <w:sz w:val="20"/>
+              </w:rPr>
+              <w:t>蓄电池</w:t>
+            </w:r>
+          </w:p>
+        </w:tc>
+        <w:tc>
+          <w:tcPr>
+            <w:tcW w:type="dxa" w:w="2196"/>
+          </w:tcPr>
+          <w:p>
+            <w:r>
+              <w:rPr>
+                <w:sz w:val="20"/>
+              </w:rPr>
+              <w:t>同规格同容量</w:t>
+            </w:r>
+          </w:p>
+        </w:tc>
+        <w:tc>
+          <w:tcPr>
+            <w:tcW w:type="dxa" w:w="2196"/>
+          </w:tcPr>
+          <w:p>
+            <w:r>
+              <w:rPr>
+                <w:sz w:val="20"/>
+              </w:rPr>
+              <w:t>1~2组</w:t>
+            </w:r>
+          </w:p>
+        </w:tc>
+        <w:tc>
+          <w:tcPr>
+            <w:tcW w:type="dxa" w:w="2196"/>
+          </w:tcPr>
+          <w:p>
+            <w:r>
+              <w:rPr>
+                <w:sz w:val="20"/>
+              </w:rPr>
+              <w:t>&lt; 20min</w:t>
+            </w:r>
+          </w:p>
+        </w:tc>
+      </w:tr>
+      <w:tr>
+        <w:tc>
+          <w:tcPr>
+            <w:tcW w:type="dxa" w:w="2196"/>
+          </w:tcPr>
+          <w:p>
+            <w:r>
+              <w:rPr>
+                <w:sz w:val="20"/>
+              </w:rPr>
+              <w:t>陀螺仪</w:t>
+            </w:r>
+          </w:p>
+        </w:tc>
+        <w:tc>
+          <w:tcPr>
+            <w:tcW w:type="dxa" w:w="2196"/>
+          </w:tcPr>
+          <w:p>
+            <w:r>
+              <w:rPr>
+                <w:sz w:val="20"/>
+              </w:rPr>
+              <w:t>同型号</w:t>
+            </w:r>
+          </w:p>
+        </w:tc>
+        <w:tc>
+          <w:tcPr>
+            <w:tcW w:type="dxa" w:w="2196"/>
+          </w:tcPr>
+          <w:p>
+            <w:r>
+              <w:rPr>
+                <w:sz w:val="20"/>
+              </w:rPr>
+              <w:t>1台</w:t>
+            </w:r>
+          </w:p>
+        </w:tc>
+        <w:tc>
+          <w:tcPr>
+            <w:tcW w:type="dxa" w:w="2196"/>
+          </w:tcPr>
+          <w:p>
+            <w:r>
+              <w:rPr>
+                <w:sz w:val="20"/>
+              </w:rPr>
+              <w:t>&lt; 30min</w:t>
+            </w:r>
+          </w:p>
+        </w:tc>
+      </w:tr>
+      <w:tr>
+        <w:tc>
+          <w:tcPr>
+            <w:tcW w:type="dxa" w:w="2196"/>
+          </w:tcPr>
+          <w:p>
+            <w:r>
+              <w:rPr>
+                <w:sz w:val="20"/>
+              </w:rPr>
+              <w:t>测距传感器矩阵</w:t>
+            </w:r>
+          </w:p>
+        </w:tc>
+        <w:tc>
+          <w:tcPr>
+            <w:tcW w:type="dxa" w:w="2196"/>
+          </w:tcPr>
+          <w:p>
+            <w:r>
+              <w:rPr>
+                <w:sz w:val="20"/>
+              </w:rPr>
+              <w:t>同型号同规格</w:t>
+            </w:r>
+          </w:p>
+        </w:tc>
+        <w:tc>
+          <w:tcPr>
+            <w:tcW w:type="dxa" w:w="2196"/>
+          </w:tcPr>
+          <w:p>
+            <w:r>
+              <w:rPr>
+                <w:sz w:val="20"/>
+              </w:rPr>
+              <w:t>1~2套</w:t>
+            </w:r>
+          </w:p>
+        </w:tc>
+        <w:tc>
+          <w:tcPr>
+            <w:tcW w:type="dxa" w:w="2196"/>
+          </w:tcPr>
+          <w:p>
+            <w:r>
+              <w:rPr>
+                <w:sz w:val="20"/>
+              </w:rPr>
+              <w:t>&lt; 30min</w:t>
+            </w:r>
+          </w:p>
+        </w:tc>
+      </w:tr>
+      <w:tr>
+        <w:tc>
+          <w:tcPr>
+            <w:tcW w:type="dxa" w:w="2196"/>
+          </w:tcPr>
+          <w:p>
+            <w:r>
+              <w:rPr>
+                <w:sz w:val="20"/>
+              </w:rPr>
+              <w:t>伺服运控系统</w:t>
+            </w:r>
+          </w:p>
+        </w:tc>
+        <w:tc>
+          <w:tcPr>
+            <w:tcW w:type="dxa" w:w="2196"/>
+          </w:tcPr>
+          <w:p>
+            <w:r>
+              <w:rPr>
+                <w:sz w:val="20"/>
+              </w:rPr>
+              <w:t>同型号同规格</w:t>
+            </w:r>
+          </w:p>
+        </w:tc>
+        <w:tc>
+          <w:tcPr>
+            <w:tcW w:type="dxa" w:w="2196"/>
+          </w:tcPr>
+          <w:p>
+            <w:r>
+              <w:rPr>
+                <w:sz w:val="20"/>
+              </w:rPr>
+              <w:t>1套</w:t>
+            </w:r>
+          </w:p>
+        </w:tc>
+        <w:tc>
+          <w:tcPr>
+            <w:tcW w:type="dxa" w:w="2196"/>
+          </w:tcPr>
+          <w:p>
+            <w:r>
+              <w:rPr>
+                <w:sz w:val="20"/>
+              </w:rPr>
+              <w:t>&lt; 1h</w:t>
+            </w:r>
+          </w:p>
+        </w:tc>
+      </w:tr>
+      <w:tr>
+        <w:tc>
+          <w:tcPr>
+            <w:tcW w:type="dxa" w:w="2196"/>
+          </w:tcPr>
+          <w:p>
+            <w:r>
+              <w:rPr>
+                <w:sz w:val="20"/>
+              </w:rPr>
+              <w:t>工控机</w:t>
+            </w:r>
+          </w:p>
+        </w:tc>
+        <w:tc>
+          <w:tcPr>
+            <w:tcW w:type="dxa" w:w="2196"/>
+          </w:tcPr>
+          <w:p>
+            <w:r>
+              <w:rPr>
+                <w:sz w:val="20"/>
+              </w:rPr>
+              <w:t>同配置</w:t>
+            </w:r>
+          </w:p>
+        </w:tc>
+        <w:tc>
+          <w:tcPr>
+            <w:tcW w:type="dxa" w:w="2196"/>
+          </w:tcPr>
+          <w:p>
+            <w:r>
+              <w:rPr>
+                <w:sz w:val="20"/>
+              </w:rPr>
+              <w:t>1台</w:t>
+            </w:r>
+          </w:p>
+        </w:tc>
+        <w:tc>
+          <w:tcPr>
+            <w:tcW w:type="dxa" w:w="2196"/>
+          </w:tcPr>
+          <w:p>
+            <w:r>
+              <w:rPr>
+                <w:sz w:val="20"/>
+              </w:rPr>
+              <w:t>&lt; 1h（系统恢复）</w:t>
+            </w:r>
+          </w:p>
+        </w:tc>
+      </w:tr>
+    </w:tbl>
+    <w:p/>
+    <w:p>
+      <w:pPr>
+        <w:spacing w:after="60"/>
+      </w:pPr>
+      <w:r>
+        <w:rPr>
+          <w:sz w:val="21"/>
+        </w:rPr>
+        <w:t>**软件维护：**</w:t>
+      </w:r>
+    </w:p>
+    <w:tbl>
+      <w:tblPr>
+        <w:tblStyle w:val="TableGrid"/>
+        <w:tblW w:type="auto" w:w="0"/>
+        <w:tblLook w:firstColumn="1" w:firstRow="1" w:lastColumn="0" w:lastRow="0" w:noHBand="0" w:noVBand="1" w:val="04A0"/>
+      </w:tblPr>
+      <w:tblGrid>
+        <w:gridCol w:w="2928"/>
+        <w:gridCol w:w="2928"/>
+        <w:gridCol w:w="2928"/>
+      </w:tblGrid>
+      <w:tr>
+        <w:tc>
+          <w:tcPr>
+            <w:tcW w:type="dxa" w:w="2928"/>
+          </w:tcPr>
+          <w:p>
+            <w:r>
+              <w:rPr>
+                <w:sz w:val="20"/>
+              </w:rPr>
+              <w:t>维护内容</w:t>
+            </w:r>
+          </w:p>
+        </w:tc>
+        <w:tc>
+          <w:tcPr>
+            <w:tcW w:type="dxa" w:w="2928"/>
+          </w:tcPr>
+          <w:p>
+            <w:r>
+              <w:rPr>
+                <w:sz w:val="20"/>
+              </w:rPr>
+              <w:t>周期</w:t>
             </w:r>
           </w:p>
         </w:tc>
@@ -90,7 +2098,7 @@
               <w:rPr>
                 <w:sz w:val="20"/>
               </w:rPr>
-              <w:t>1. 设备就位</w:t>
+              <w:t>AI模型迭代</w:t>
             </w:r>
           </w:p>
         </w:tc>
@@ -103,7 +2111,7 @@
               <w:rPr>
                 <w:sz w:val="20"/>
               </w:rPr>
-              <w:t>将检测机器人放置于铁轨</w:t>
+              <w:t>按需，季度更新</w:t>
             </w:r>
           </w:p>
         </w:tc>
@@ -116,7 +2124,7 @@
               <w:rPr>
                 <w:sz w:val="20"/>
               </w:rPr>
-              <w:t>4 轮自动对准轨道</w:t>
+              <w:t>根据新病害样本持续优化识别精度</w:t>
             </w:r>
           </w:p>
         </w:tc>
@@ -131,7 +2139,7 @@
               <w:rPr>
                 <w:sz w:val="20"/>
               </w:rPr>
-              <w:t>2. 开机自检</w:t>
+              <w:t>固件更新</w:t>
             </w:r>
           </w:p>
         </w:tc>
@@ -144,7 +2152,7 @@
               <w:rPr>
                 <w:sz w:val="20"/>
               </w:rPr>
-              <w:t>按下电源开关，系统自动启动自检</w:t>
+              <w:t>按需，月度检查</w:t>
             </w:r>
           </w:p>
         </w:tc>
@@ -157,7 +2165,7 @@
               <w:rPr>
                 <w:sz w:val="20"/>
               </w:rPr>
-              <w:t>传感器 / 相机 / 激光自动标定</w:t>
+              <w:t>修复已知问题，优化性能</w:t>
             </w:r>
           </w:p>
         </w:tc>
@@ -172,7 +2180,7 @@
               <w:rPr>
                 <w:sz w:val="20"/>
               </w:rPr>
-              <w:t>3. 参数确认</w:t>
+              <w:t>系统补丁</w:t>
             </w:r>
           </w:p>
         </w:tc>
@@ -185,7 +2193,7 @@
               <w:rPr>
                 <w:sz w:val="20"/>
               </w:rPr>
-              <w:t>触摸屏确认任务参数（里程区段/速度）</w:t>
+              <w:t>按需</w:t>
             </w:r>
           </w:p>
         </w:tc>
@@ -198,7 +2206,7 @@
               <w:rPr>
                 <w:sz w:val="20"/>
               </w:rPr>
-              <w:t>默认参数可直接出发</w:t>
+              <w:t>安全补丁、功能优化</w:t>
             </w:r>
           </w:p>
         </w:tc>
@@ -213,7 +2221,7 @@
               <w:rPr>
                 <w:sz w:val="20"/>
               </w:rPr>
-              <w:t>4. 一键出发</w:t>
+              <w:t>配置备份</w:t>
             </w:r>
           </w:p>
         </w:tc>
@@ -226,7 +2234,7 @@
               <w:rPr>
                 <w:sz w:val="20"/>
               </w:rPr>
-              <w:t>按下"开始任务"</w:t>
+              <w:t>每周自动</w:t>
             </w:r>
           </w:p>
         </w:tc>
@@ -239,7 +2247,72 @@
               <w:rPr>
                 <w:sz w:val="20"/>
               </w:rPr>
-              <w:t>机器人自动定速巡航，全流程自动</w:t>
+              <w:t>配置文件自动备份至云端</w:t>
+            </w:r>
+          </w:p>
+        </w:tc>
+      </w:tr>
+    </w:tbl>
+    <w:p/>
+    <w:p>
+      <w:pPr>
+        <w:spacing w:after="60"/>
+      </w:pPr>
+      <w:r>
+        <w:rPr>
+          <w:sz w:val="21"/>
+        </w:rPr>
+        <w:t>**数据维护：**</w:t>
+      </w:r>
+    </w:p>
+    <w:tbl>
+      <w:tblPr>
+        <w:tblStyle w:val="TableGrid"/>
+        <w:tblW w:type="auto" w:w="0"/>
+        <w:tblLook w:firstColumn="1" w:firstRow="1" w:lastColumn="0" w:lastRow="0" w:noHBand="0" w:noVBand="1" w:val="04A0"/>
+      </w:tblPr>
+      <w:tblGrid>
+        <w:gridCol w:w="2928"/>
+        <w:gridCol w:w="2928"/>
+        <w:gridCol w:w="2928"/>
+      </w:tblGrid>
+      <w:tr>
+        <w:tc>
+          <w:tcPr>
+            <w:tcW w:type="dxa" w:w="2928"/>
+          </w:tcPr>
+          <w:p>
+            <w:r>
+              <w:rPr>
+                <w:sz w:val="20"/>
+              </w:rPr>
+              <w:t>维护内容</w:t>
+            </w:r>
+          </w:p>
+        </w:tc>
+        <w:tc>
+          <w:tcPr>
+            <w:tcW w:type="dxa" w:w="2928"/>
+          </w:tcPr>
+          <w:p>
+            <w:r>
+              <w:rPr>
+                <w:sz w:val="20"/>
+              </w:rPr>
+              <w:t>周期</w:t>
+            </w:r>
+          </w:p>
+        </w:tc>
+        <w:tc>
+          <w:tcPr>
+            <w:tcW w:type="dxa" w:w="2928"/>
+          </w:tcPr>
+          <w:p>
+            <w:r>
+              <w:rPr>
+                <w:sz w:val="20"/>
+              </w:rPr>
+              <w:t>说明</w:t>
             </w:r>
           </w:p>
         </w:tc>
@@ -254,7 +2327,7 @@
               <w:rPr>
                 <w:sz w:val="20"/>
               </w:rPr>
-              <w:t>5. 任务结束</w:t>
+              <w:t>云端备份</w:t>
             </w:r>
           </w:p>
         </w:tc>
@@ -267,7 +2340,7 @@
               <w:rPr>
                 <w:sz w:val="20"/>
               </w:rPr>
-              <w:t>自动返航或手动一键返航</w:t>
+              <w:t>实时+每日增量</w:t>
             </w:r>
           </w:p>
         </w:tc>
@@ -280,7 +2353,130 @@
               <w:rPr>
                 <w:sz w:val="20"/>
               </w:rPr>
-              <w:t>数据自动打包上传</w:t>
+              <w:t>检测数据实时回传，云端实时备份；每日增量备份</w:t>
+            </w:r>
+          </w:p>
+        </w:tc>
+      </w:tr>
+      <w:tr>
+        <w:tc>
+          <w:tcPr>
+            <w:tcW w:type="dxa" w:w="2928"/>
+          </w:tcPr>
+          <w:p>
+            <w:r>
+              <w:rPr>
+                <w:sz w:val="20"/>
+              </w:rPr>
+              <w:t>本地备份</w:t>
+            </w:r>
+          </w:p>
+        </w:tc>
+        <w:tc>
+          <w:tcPr>
+            <w:tcW w:type="dxa" w:w="2928"/>
+          </w:tcPr>
+          <w:p>
+            <w:r>
+              <w:rPr>
+                <w:sz w:val="20"/>
+              </w:rPr>
+              <w:t>实时</w:t>
+            </w:r>
+          </w:p>
+        </w:tc>
+        <w:tc>
+          <w:tcPr>
+            <w:tcW w:type="dxa" w:w="2928"/>
+          </w:tcPr>
+          <w:p>
+            <w:r>
+              <w:rPr>
+                <w:sz w:val="20"/>
+              </w:rPr>
+              <w:t>SSD本地存储，网络中断时不丢失数据</w:t>
+            </w:r>
+          </w:p>
+        </w:tc>
+      </w:tr>
+      <w:tr>
+        <w:tc>
+          <w:tcPr>
+            <w:tcW w:type="dxa" w:w="2928"/>
+          </w:tcPr>
+          <w:p>
+            <w:r>
+              <w:rPr>
+                <w:sz w:val="20"/>
+              </w:rPr>
+              <w:t>多副本存储</w:t>
+            </w:r>
+          </w:p>
+        </w:tc>
+        <w:tc>
+          <w:tcPr>
+            <w:tcW w:type="dxa" w:w="2928"/>
+          </w:tcPr>
+          <w:p>
+            <w:r>
+              <w:rPr>
+                <w:sz w:val="20"/>
+              </w:rPr>
+              <w:t>每日</w:t>
+            </w:r>
+          </w:p>
+        </w:tc>
+        <w:tc>
+          <w:tcPr>
+            <w:tcW w:type="dxa" w:w="2928"/>
+          </w:tcPr>
+          <w:p>
+            <w:r>
+              <w:rPr>
+                <w:sz w:val="20"/>
+              </w:rPr>
+              <w:t>数据副本分布在不同存储节点，防单点故障</w:t>
+            </w:r>
+          </w:p>
+        </w:tc>
+      </w:tr>
+      <w:tr>
+        <w:tc>
+          <w:tcPr>
+            <w:tcW w:type="dxa" w:w="2928"/>
+          </w:tcPr>
+          <w:p>
+            <w:r>
+              <w:rPr>
+                <w:sz w:val="20"/>
+              </w:rPr>
+              <w:t>历史归档</w:t>
+            </w:r>
+          </w:p>
+        </w:tc>
+        <w:tc>
+          <w:tcPr>
+            <w:tcW w:type="dxa" w:w="2928"/>
+          </w:tcPr>
+          <w:p>
+            <w:r>
+              <w:rPr>
+                <w:sz w:val="20"/>
+              </w:rPr>
+              <w:t>季度</w:t>
+            </w:r>
+          </w:p>
+        </w:tc>
+        <w:tc>
+          <w:tcPr>
+            <w:tcW w:type="dxa" w:w="2928"/>
+          </w:tcPr>
+          <w:p>
+            <w:r>
+              <w:rPr>
+                <w:sz w:val="20"/>
+              </w:rPr>
+              <w:t>超过1年的历史数据归档至冷存储，降低成本</w:t>
             </w:r>
           </w:p>
         </w:tc>
@@ -297,7 +2493,1159 @@
           <w:color w:val="1F497D"/>
           <w:sz w:val="26"/>
         </w:rPr>
-        <w:t>二、运维保障体系</w:t>
+        <w:t>三、故障恢复机制</w:t>
+      </w:r>
+    </w:p>
+    <w:p>
+      <w:pPr>
+        <w:spacing w:after="60"/>
+      </w:pPr>
+      <w:r>
+        <w:rPr>
+          <w:sz w:val="21"/>
+        </w:rPr>
+        <w:t>本系统针对各类故障场景设计了分级处理机制，确保故障发生时系统可快速恢复，最大限度减少对检测任务的影响。</w:t>
+      </w:r>
+    </w:p>
+    <w:p>
+      <w:pPr>
+        <w:spacing w:after="60"/>
+      </w:pPr>
+      <w:r>
+        <w:rPr>
+          <w:sz w:val="21"/>
+        </w:rPr>
+        <w:t>**故障分级处理体系：**</w:t>
+      </w:r>
+    </w:p>
+    <w:tbl>
+      <w:tblPr>
+        <w:tblStyle w:val="TableGrid"/>
+        <w:tblW w:type="auto" w:w="0"/>
+        <w:tblLook w:firstColumn="1" w:firstRow="1" w:lastColumn="0" w:lastRow="0" w:noHBand="0" w:noVBand="1" w:val="04A0"/>
+      </w:tblPr>
+      <w:tblGrid>
+        <w:gridCol w:w="2196"/>
+        <w:gridCol w:w="2196"/>
+        <w:gridCol w:w="2196"/>
+        <w:gridCol w:w="2196"/>
+      </w:tblGrid>
+      <w:tr>
+        <w:tc>
+          <w:tcPr>
+            <w:tcW w:type="dxa" w:w="2196"/>
+          </w:tcPr>
+          <w:p>
+            <w:r>
+              <w:rPr>
+                <w:sz w:val="20"/>
+              </w:rPr>
+              <w:t>故障等级</w:t>
+            </w:r>
+          </w:p>
+        </w:tc>
+        <w:tc>
+          <w:tcPr>
+            <w:tcW w:type="dxa" w:w="2196"/>
+          </w:tcPr>
+          <w:p>
+            <w:r>
+              <w:rPr>
+                <w:sz w:val="20"/>
+              </w:rPr>
+              <w:t>定义</w:t>
+            </w:r>
+          </w:p>
+        </w:tc>
+        <w:tc>
+          <w:tcPr>
+            <w:tcW w:type="dxa" w:w="2196"/>
+          </w:tcPr>
+          <w:p>
+            <w:r>
+              <w:rPr>
+                <w:sz w:val="20"/>
+              </w:rPr>
+              <w:t>处理策略</w:t>
+            </w:r>
+          </w:p>
+        </w:tc>
+        <w:tc>
+          <w:tcPr>
+            <w:tcW w:type="dxa" w:w="2196"/>
+          </w:tcPr>
+          <w:p>
+            <w:r>
+              <w:rPr>
+                <w:sz w:val="20"/>
+              </w:rPr>
+              <w:t>影响</w:t>
+            </w:r>
+          </w:p>
+        </w:tc>
+      </w:tr>
+      <w:tr>
+        <w:tc>
+          <w:tcPr>
+            <w:tcW w:type="dxa" w:w="2196"/>
+          </w:tcPr>
+          <w:p>
+            <w:r>
+              <w:rPr>
+                <w:sz w:val="20"/>
+              </w:rPr>
+              <w:t>**L1 微故障**</w:t>
+            </w:r>
+          </w:p>
+        </w:tc>
+        <w:tc>
+          <w:tcPr>
+            <w:tcW w:type="dxa" w:w="2196"/>
+          </w:tcPr>
+          <w:p>
+            <w:r>
+              <w:rPr>
+                <w:sz w:val="20"/>
+              </w:rPr>
+              <w:t>单传感器降级，不影响核心功能</w:t>
+            </w:r>
+          </w:p>
+        </w:tc>
+        <w:tc>
+          <w:tcPr>
+            <w:tcW w:type="dxa" w:w="2196"/>
+          </w:tcPr>
+          <w:p>
+            <w:r>
+              <w:rPr>
+                <w:sz w:val="20"/>
+              </w:rPr>
+              <w:t>系统自动降级运行，标记数据缺失区段，继续任务</w:t>
+            </w:r>
+          </w:p>
+        </w:tc>
+        <w:tc>
+          <w:tcPr>
+            <w:tcW w:type="dxa" w:w="2196"/>
+          </w:tcPr>
+          <w:p>
+            <w:r>
+              <w:rPr>
+                <w:sz w:val="20"/>
+              </w:rPr>
+              <w:t>任务不中断，数据部分降质</w:t>
+            </w:r>
+          </w:p>
+        </w:tc>
+      </w:tr>
+      <w:tr>
+        <w:tc>
+          <w:tcPr>
+            <w:tcW w:type="dxa" w:w="2196"/>
+          </w:tcPr>
+          <w:p>
+            <w:r>
+              <w:rPr>
+                <w:sz w:val="20"/>
+              </w:rPr>
+              <w:t>**L2 一般故障**</w:t>
+            </w:r>
+          </w:p>
+        </w:tc>
+        <w:tc>
+          <w:tcPr>
+            <w:tcW w:type="dxa" w:w="2196"/>
+          </w:tcPr>
+          <w:p>
+            <w:r>
+              <w:rPr>
+                <w:sz w:val="20"/>
+              </w:rPr>
+              <w:t>设备离线但冗余覆盖</w:t>
+            </w:r>
+          </w:p>
+        </w:tc>
+        <w:tc>
+          <w:tcPr>
+            <w:tcW w:type="dxa" w:w="2196"/>
+          </w:tcPr>
+          <w:p>
+            <w:r>
+              <w:rPr>
+                <w:sz w:val="20"/>
+              </w:rPr>
+              <w:t>冗余接管，任务继续，事后运维处理</w:t>
+            </w:r>
+          </w:p>
+        </w:tc>
+        <w:tc>
+          <w:tcPr>
+            <w:tcW w:type="dxa" w:w="2196"/>
+          </w:tcPr>
+          <w:p>
+            <w:r>
+              <w:rPr>
+                <w:sz w:val="20"/>
+              </w:rPr>
+              <w:t>任务继续，数据有缺失</w:t>
+            </w:r>
+          </w:p>
+        </w:tc>
+      </w:tr>
+      <w:tr>
+        <w:tc>
+          <w:tcPr>
+            <w:tcW w:type="dxa" w:w="2196"/>
+          </w:tcPr>
+          <w:p>
+            <w:r>
+              <w:rPr>
+                <w:sz w:val="20"/>
+              </w:rPr>
+              <w:t>**L3 严重故障**</w:t>
+            </w:r>
+          </w:p>
+        </w:tc>
+        <w:tc>
+          <w:tcPr>
+            <w:tcW w:type="dxa" w:w="2196"/>
+          </w:tcPr>
+          <w:p>
+            <w:r>
+              <w:rPr>
+                <w:sz w:val="20"/>
+              </w:rPr>
+              <w:t>核心设备故障，需立即处理</w:t>
+            </w:r>
+          </w:p>
+        </w:tc>
+        <w:tc>
+          <w:tcPr>
+            <w:tcW w:type="dxa" w:w="2196"/>
+          </w:tcPr>
+          <w:p>
+            <w:r>
+              <w:rPr>
+                <w:sz w:val="20"/>
+              </w:rPr>
+              <w:t>触发返航，数据已采集部分保留</w:t>
+            </w:r>
+          </w:p>
+        </w:tc>
+        <w:tc>
+          <w:tcPr>
+            <w:tcW w:type="dxa" w:w="2196"/>
+          </w:tcPr>
+          <w:p>
+            <w:r>
+              <w:rPr>
+                <w:sz w:val="20"/>
+              </w:rPr>
+              <w:t>任务中断，返航后处理</w:t>
+            </w:r>
+          </w:p>
+        </w:tc>
+      </w:tr>
+      <w:tr>
+        <w:tc>
+          <w:tcPr>
+            <w:tcW w:type="dxa" w:w="2196"/>
+          </w:tcPr>
+          <w:p>
+            <w:r>
+              <w:rPr>
+                <w:sz w:val="20"/>
+              </w:rPr>
+              <w:t>**L4 紧急故障**</w:t>
+            </w:r>
+          </w:p>
+        </w:tc>
+        <w:tc>
+          <w:tcPr>
+            <w:tcW w:type="dxa" w:w="2196"/>
+          </w:tcPr>
+          <w:p>
+            <w:r>
+              <w:rPr>
+                <w:sz w:val="20"/>
+              </w:rPr>
+              <w:t>硬件保护/急停触发</w:t>
+            </w:r>
+          </w:p>
+        </w:tc>
+        <w:tc>
+          <w:tcPr>
+            <w:tcW w:type="dxa" w:w="2196"/>
+          </w:tcPr>
+          <w:p>
+            <w:r>
+              <w:rPr>
+                <w:sz w:val="20"/>
+              </w:rPr>
+              <w:t>立即停车，硬件保护，数据安全保存</w:t>
+            </w:r>
+          </w:p>
+        </w:tc>
+        <w:tc>
+          <w:tcPr>
+            <w:tcW w:type="dxa" w:w="2196"/>
+          </w:tcPr>
+          <w:p>
+            <w:r>
+              <w:rPr>
+                <w:sz w:val="20"/>
+              </w:rPr>
+              <w:t>任务中断，等待人工介入</w:t>
+            </w:r>
+          </w:p>
+        </w:tc>
+      </w:tr>
+    </w:tbl>
+    <w:p/>
+    <w:p>
+      <w:pPr>
+        <w:spacing w:after="60"/>
+      </w:pPr>
+      <w:r>
+        <w:rPr>
+          <w:sz w:val="21"/>
+        </w:rPr>
+        <w:t>**典型故障处理详情：**</w:t>
+      </w:r>
+    </w:p>
+    <w:tbl>
+      <w:tblPr>
+        <w:tblStyle w:val="TableGrid"/>
+        <w:tblW w:type="auto" w:w="0"/>
+        <w:tblLook w:firstColumn="1" w:firstRow="1" w:lastColumn="0" w:lastRow="0" w:noHBand="0" w:noVBand="1" w:val="04A0"/>
+      </w:tblPr>
+      <w:tblGrid>
+        <w:gridCol w:w="2196"/>
+        <w:gridCol w:w="2196"/>
+        <w:gridCol w:w="2196"/>
+        <w:gridCol w:w="2196"/>
+      </w:tblGrid>
+      <w:tr>
+        <w:tc>
+          <w:tcPr>
+            <w:tcW w:type="dxa" w:w="2196"/>
+          </w:tcPr>
+          <w:p>
+            <w:r>
+              <w:rPr>
+                <w:sz w:val="20"/>
+              </w:rPr>
+              <w:t>故障类型</w:t>
+            </w:r>
+          </w:p>
+        </w:tc>
+        <w:tc>
+          <w:tcPr>
+            <w:tcW w:type="dxa" w:w="2196"/>
+          </w:tcPr>
+          <w:p>
+            <w:r>
+              <w:rPr>
+                <w:sz w:val="20"/>
+              </w:rPr>
+              <w:t>等级</w:t>
+            </w:r>
+          </w:p>
+        </w:tc>
+        <w:tc>
+          <w:tcPr>
+            <w:tcW w:type="dxa" w:w="2196"/>
+          </w:tcPr>
+          <w:p>
+            <w:r>
+              <w:rPr>
+                <w:sz w:val="20"/>
+              </w:rPr>
+              <w:t>处理机制</w:t>
+            </w:r>
+          </w:p>
+        </w:tc>
+        <w:tc>
+          <w:tcPr>
+            <w:tcW w:type="dxa" w:w="2196"/>
+          </w:tcPr>
+          <w:p>
+            <w:r>
+              <w:rPr>
+                <w:sz w:val="20"/>
+              </w:rPr>
+              <w:t>恢复方式</w:t>
+            </w:r>
+          </w:p>
+        </w:tc>
+      </w:tr>
+      <w:tr>
+        <w:tc>
+          <w:tcPr>
+            <w:tcW w:type="dxa" w:w="2196"/>
+          </w:tcPr>
+          <w:p>
+            <w:r>
+              <w:rPr>
+                <w:sz w:val="20"/>
+              </w:rPr>
+              <w:t>单相机离线（6路中1路）</w:t>
+            </w:r>
+          </w:p>
+        </w:tc>
+        <w:tc>
+          <w:tcPr>
+            <w:tcW w:type="dxa" w:w="2196"/>
+          </w:tcPr>
+          <w:p>
+            <w:r>
+              <w:rPr>
+                <w:sz w:val="20"/>
+              </w:rPr>
+              <w:t>L1</w:t>
+            </w:r>
+          </w:p>
+        </w:tc>
+        <w:tc>
+          <w:tcPr>
+            <w:tcW w:type="dxa" w:w="2196"/>
+          </w:tcPr>
+          <w:p>
+            <w:r>
+              <w:rPr>
+                <w:sz w:val="20"/>
+              </w:rPr>
+              <w:t>标记该相机数据缺失，其余5路覆盖检测，任务不中断</w:t>
+            </w:r>
+          </w:p>
+        </w:tc>
+        <w:tc>
+          <w:tcPr>
+            <w:tcW w:type="dxa" w:w="2196"/>
+          </w:tcPr>
+          <w:p>
+            <w:r>
+              <w:rPr>
+                <w:sz w:val="20"/>
+              </w:rPr>
+              <w:t>任务后更换相机，不影响本次任务</w:t>
+            </w:r>
+          </w:p>
+        </w:tc>
+      </w:tr>
+      <w:tr>
+        <w:tc>
+          <w:tcPr>
+            <w:tcW w:type="dxa" w:w="2196"/>
+          </w:tcPr>
+          <w:p>
+            <w:r>
+              <w:rPr>
+                <w:sz w:val="20"/>
+              </w:rPr>
+              <w:t>单激光离线（2路中1路）</w:t>
+            </w:r>
+          </w:p>
+        </w:tc>
+        <w:tc>
+          <w:tcPr>
+            <w:tcW w:type="dxa" w:w="2196"/>
+          </w:tcPr>
+          <w:p>
+            <w:r>
+              <w:rPr>
+                <w:sz w:val="20"/>
+              </w:rPr>
+              <w:t>L2</w:t>
+            </w:r>
+          </w:p>
+        </w:tc>
+        <w:tc>
+          <w:tcPr>
+            <w:tcW w:type="dxa" w:w="2196"/>
+          </w:tcPr>
+          <w:p>
+            <w:r>
+              <w:rPr>
+                <w:sz w:val="20"/>
+              </w:rPr>
+              <w:t>保留2D检测功能，降级运行，标记激光数据缺失区段</w:t>
+            </w:r>
+          </w:p>
+        </w:tc>
+        <w:tc>
+          <w:tcPr>
+            <w:tcW w:type="dxa" w:w="2196"/>
+          </w:tcPr>
+          <w:p>
+            <w:r>
+              <w:rPr>
+                <w:sz w:val="20"/>
+              </w:rPr>
+              <w:t>及时维修，任务后更换</w:t>
+            </w:r>
+          </w:p>
+        </w:tc>
+      </w:tr>
+      <w:tr>
+        <w:tc>
+          <w:tcPr>
+            <w:tcW w:type="dxa" w:w="2196"/>
+          </w:tcPr>
+          <w:p>
+            <w:r>
+              <w:rPr>
+                <w:sz w:val="20"/>
+              </w:rPr>
+              <w:t>双激光同时离线</w:t>
+            </w:r>
+          </w:p>
+        </w:tc>
+        <w:tc>
+          <w:tcPr>
+            <w:tcW w:type="dxa" w:w="2196"/>
+          </w:tcPr>
+          <w:p>
+            <w:r>
+              <w:rPr>
+                <w:sz w:val="20"/>
+              </w:rPr>
+              <w:t>L3</w:t>
+            </w:r>
+          </w:p>
+        </w:tc>
+        <w:tc>
+          <w:tcPr>
+            <w:tcW w:type="dxa" w:w="2196"/>
+          </w:tcPr>
+          <w:p>
+            <w:r>
+              <w:rPr>
+                <w:sz w:val="20"/>
+              </w:rPr>
+              <w:t>触发返航，2D数据已保存</w:t>
+            </w:r>
+          </w:p>
+        </w:tc>
+        <w:tc>
+          <w:tcPr>
+            <w:tcW w:type="dxa" w:w="2196"/>
+          </w:tcPr>
+          <w:p>
+            <w:r>
+              <w:rPr>
+                <w:sz w:val="20"/>
+              </w:rPr>
+              <w:t>返回后检修</w:t>
+            </w:r>
+          </w:p>
+        </w:tc>
+      </w:tr>
+      <w:tr>
+        <w:tc>
+          <w:tcPr>
+            <w:tcW w:type="dxa" w:w="2196"/>
+          </w:tcPr>
+          <w:p>
+            <w:r>
+              <w:rPr>
+                <w:sz w:val="20"/>
+              </w:rPr>
+              <w:t>单陀螺仪异常</w:t>
+            </w:r>
+          </w:p>
+        </w:tc>
+        <w:tc>
+          <w:tcPr>
+            <w:tcW w:type="dxa" w:w="2196"/>
+          </w:tcPr>
+          <w:p>
+            <w:r>
+              <w:rPr>
+                <w:sz w:val="20"/>
+              </w:rPr>
+              <w:t>L1</w:t>
+            </w:r>
+          </w:p>
+        </w:tc>
+        <w:tc>
+          <w:tcPr>
+            <w:tcW w:type="dxa" w:w="2196"/>
+          </w:tcPr>
+          <w:p>
+            <w:r>
+              <w:rPr>
+                <w:sz w:val="20"/>
+              </w:rPr>
+              <w:t>自动切换备用陀螺仪，数据一致性校验后继续</w:t>
+            </w:r>
+          </w:p>
+        </w:tc>
+        <w:tc>
+          <w:tcPr>
+            <w:tcW w:type="dxa" w:w="2196"/>
+          </w:tcPr>
+          <w:p>
+            <w:r>
+              <w:rPr>
+                <w:sz w:val="20"/>
+              </w:rPr>
+              <w:t>任务后检修更换</w:t>
+            </w:r>
+          </w:p>
+        </w:tc>
+      </w:tr>
+      <w:tr>
+        <w:tc>
+          <w:tcPr>
+            <w:tcW w:type="dxa" w:w="2196"/>
+          </w:tcPr>
+          <w:p>
+            <w:r>
+              <w:rPr>
+                <w:sz w:val="20"/>
+              </w:rPr>
+              <w:t>双陀螺仪同时异常</w:t>
+            </w:r>
+          </w:p>
+        </w:tc>
+        <w:tc>
+          <w:tcPr>
+            <w:tcW w:type="dxa" w:w="2196"/>
+          </w:tcPr>
+          <w:p>
+            <w:r>
+              <w:rPr>
+                <w:sz w:val="20"/>
+              </w:rPr>
+              <w:t>L3</w:t>
+            </w:r>
+          </w:p>
+        </w:tc>
+        <w:tc>
+          <w:tcPr>
+            <w:tcW w:type="dxa" w:w="2196"/>
+          </w:tcPr>
+          <w:p>
+            <w:r>
+              <w:rPr>
+                <w:sz w:val="20"/>
+              </w:rPr>
+              <w:t>触发返航，保障数据安全</w:t>
+            </w:r>
+          </w:p>
+        </w:tc>
+        <w:tc>
+          <w:tcPr>
+            <w:tcW w:type="dxa" w:w="2196"/>
+          </w:tcPr>
+          <w:p>
+            <w:r>
+              <w:rPr>
+                <w:sz w:val="20"/>
+              </w:rPr>
+              <w:t>返回后检修</w:t>
+            </w:r>
+          </w:p>
+        </w:tc>
+      </w:tr>
+      <w:tr>
+        <w:tc>
+          <w:tcPr>
+            <w:tcW w:type="dxa" w:w="2196"/>
+          </w:tcPr>
+          <w:p>
+            <w:r>
+              <w:rPr>
+                <w:sz w:val="20"/>
+              </w:rPr>
+              <w:t>测距传感器矩阵异常</w:t>
+            </w:r>
+          </w:p>
+        </w:tc>
+        <w:tc>
+          <w:tcPr>
+            <w:tcW w:type="dxa" w:w="2196"/>
+          </w:tcPr>
+          <w:p>
+            <w:r>
+              <w:rPr>
+                <w:sz w:val="20"/>
+              </w:rPr>
+              <w:t>L1</w:t>
+            </w:r>
+          </w:p>
+        </w:tc>
+        <w:tc>
+          <w:tcPr>
+            <w:tcW w:type="dxa" w:w="2196"/>
+          </w:tcPr>
+          <w:p>
+            <w:r>
+              <w:rPr>
+                <w:sz w:val="20"/>
+              </w:rPr>
+              <w:t>标记该传感器数据缺失，启动冗余逻辑，任务继续</w:t>
+            </w:r>
+          </w:p>
+        </w:tc>
+        <w:tc>
+          <w:tcPr>
+            <w:tcW w:type="dxa" w:w="2196"/>
+          </w:tcPr>
+          <w:p>
+            <w:r>
+              <w:rPr>
+                <w:sz w:val="20"/>
+              </w:rPr>
+              <w:t>任务后更换或重校正</w:t>
+            </w:r>
+          </w:p>
+        </w:tc>
+      </w:tr>
+      <w:tr>
+        <w:tc>
+          <w:tcPr>
+            <w:tcW w:type="dxa" w:w="2196"/>
+          </w:tcPr>
+          <w:p>
+            <w:r>
+              <w:rPr>
+                <w:sz w:val="20"/>
+              </w:rPr>
+              <w:t>测距传感器全部离线</w:t>
+            </w:r>
+          </w:p>
+        </w:tc>
+        <w:tc>
+          <w:tcPr>
+            <w:tcW w:type="dxa" w:w="2196"/>
+          </w:tcPr>
+          <w:p>
+            <w:r>
+              <w:rPr>
+                <w:sz w:val="20"/>
+              </w:rPr>
+              <w:t>L3</w:t>
+            </w:r>
+          </w:p>
+        </w:tc>
+        <w:tc>
+          <w:tcPr>
+            <w:tcW w:type="dxa" w:w="2196"/>
+          </w:tcPr>
+          <w:p>
+            <w:r>
+              <w:rPr>
+                <w:sz w:val="20"/>
+              </w:rPr>
+              <w:t>触发返航，已采集数据完整保存</w:t>
+            </w:r>
+          </w:p>
+        </w:tc>
+        <w:tc>
+          <w:tcPr>
+            <w:tcW w:type="dxa" w:w="2196"/>
+          </w:tcPr>
+          <w:p>
+            <w:r>
+              <w:rPr>
+                <w:sz w:val="20"/>
+              </w:rPr>
+              <w:t>返回后检修，更换传感器</w:t>
+            </w:r>
+          </w:p>
+        </w:tc>
+      </w:tr>
+      <w:tr>
+        <w:tc>
+          <w:tcPr>
+            <w:tcW w:type="dxa" w:w="2196"/>
+          </w:tcPr>
+          <w:p>
+            <w:r>
+              <w:rPr>
+                <w:sz w:val="20"/>
+              </w:rPr>
+              <w:t>网络中断</w:t>
+            </w:r>
+          </w:p>
+        </w:tc>
+        <w:tc>
+          <w:tcPr>
+            <w:tcW w:type="dxa" w:w="2196"/>
+          </w:tcPr>
+          <w:p>
+            <w:r>
+              <w:rPr>
+                <w:sz w:val="20"/>
+              </w:rPr>
+              <w:t>L1</w:t>
+            </w:r>
+          </w:p>
+        </w:tc>
+        <w:tc>
+          <w:tcPr>
+            <w:tcW w:type="dxa" w:w="2196"/>
+          </w:tcPr>
+          <w:p>
+            <w:r>
+              <w:rPr>
+                <w:sz w:val="20"/>
+              </w:rPr>
+              <w:t>本地SSD持续存储，网络恢复后自动续传，任务继续</w:t>
+            </w:r>
+          </w:p>
+        </w:tc>
+        <w:tc>
+          <w:tcPr>
+            <w:tcW w:type="dxa" w:w="2196"/>
+          </w:tcPr>
+          <w:p>
+            <w:r>
+              <w:rPr>
+                <w:sz w:val="20"/>
+              </w:rPr>
+              <w:t>自动恢复，无需人工干预</w:t>
+            </w:r>
+          </w:p>
+        </w:tc>
+      </w:tr>
+      <w:tr>
+        <w:tc>
+          <w:tcPr>
+            <w:tcW w:type="dxa" w:w="2196"/>
+          </w:tcPr>
+          <w:p>
+            <w:r>
+              <w:rPr>
+                <w:sz w:val="20"/>
+              </w:rPr>
+              <w:t>工控机死机</w:t>
+            </w:r>
+          </w:p>
+        </w:tc>
+        <w:tc>
+          <w:tcPr>
+            <w:tcW w:type="dxa" w:w="2196"/>
+          </w:tcPr>
+          <w:p>
+            <w:r>
+              <w:rPr>
+                <w:sz w:val="20"/>
+              </w:rPr>
+              <w:t>L2</w:t>
+            </w:r>
+          </w:p>
+        </w:tc>
+        <w:tc>
+          <w:tcPr>
+            <w:tcW w:type="dxa" w:w="2196"/>
+          </w:tcPr>
+          <w:p>
+            <w:r>
+              <w:rPr>
+                <w:sz w:val="20"/>
+              </w:rPr>
+              <w:t>硬件看门狗检测，3min内自动重启，任务从断点续跑</w:t>
+            </w:r>
+          </w:p>
+        </w:tc>
+        <w:tc>
+          <w:tcPr>
+            <w:tcW w:type="dxa" w:w="2196"/>
+          </w:tcPr>
+          <w:p>
+            <w:r>
+              <w:rPr>
+                <w:sz w:val="20"/>
+              </w:rPr>
+              <w:t>自动恢复</w:t>
+            </w:r>
+          </w:p>
+        </w:tc>
+      </w:tr>
+      <w:tr>
+        <w:tc>
+          <w:tcPr>
+            <w:tcW w:type="dxa" w:w="2196"/>
+          </w:tcPr>
+          <w:p>
+            <w:r>
+              <w:rPr>
+                <w:sz w:val="20"/>
+              </w:rPr>
+              <w:t>电量耗尽（&lt; 5%）</w:t>
+            </w:r>
+          </w:p>
+        </w:tc>
+        <w:tc>
+          <w:tcPr>
+            <w:tcW w:type="dxa" w:w="2196"/>
+          </w:tcPr>
+          <w:p>
+            <w:r>
+              <w:rPr>
+                <w:sz w:val="20"/>
+              </w:rPr>
+              <w:t>L3</w:t>
+            </w:r>
+          </w:p>
+        </w:tc>
+        <w:tc>
+          <w:tcPr>
+            <w:tcW w:type="dxa" w:w="2196"/>
+          </w:tcPr>
+          <w:p>
+            <w:r>
+              <w:rPr>
+                <w:sz w:val="20"/>
+              </w:rPr>
+              <w:t>自动触发定点返航，已采集数据全部保存上传</w:t>
+            </w:r>
+          </w:p>
+        </w:tc>
+        <w:tc>
+          <w:tcPr>
+            <w:tcW w:type="dxa" w:w="2196"/>
+          </w:tcPr>
+          <w:p>
+            <w:r>
+              <w:rPr>
+                <w:sz w:val="20"/>
+              </w:rPr>
+              <w:t>更换电池后继续任务</w:t>
+            </w:r>
+          </w:p>
+        </w:tc>
+      </w:tr>
+      <w:tr>
+        <w:tc>
+          <w:tcPr>
+            <w:tcW w:type="dxa" w:w="2196"/>
+          </w:tcPr>
+          <w:p>
+            <w:r>
+              <w:rPr>
+                <w:sz w:val="20"/>
+              </w:rPr>
+              <w:t>工业总线通信中断</w:t>
+            </w:r>
+          </w:p>
+        </w:tc>
+        <w:tc>
+          <w:tcPr>
+            <w:tcW w:type="dxa" w:w="2196"/>
+          </w:tcPr>
+          <w:p>
+            <w:r>
+              <w:rPr>
+                <w:sz w:val="20"/>
+              </w:rPr>
+              <w:t>L4</w:t>
+            </w:r>
+          </w:p>
+        </w:tc>
+        <w:tc>
+          <w:tcPr>
+            <w:tcW w:type="dxa" w:w="2196"/>
+          </w:tcPr>
+          <w:p>
+            <w:r>
+              <w:rPr>
+                <w:sz w:val="20"/>
+              </w:rPr>
+              <w:t>硬件急停立即触发，机器人停止，保护设备和线路安全</w:t>
+            </w:r>
+          </w:p>
+        </w:tc>
+        <w:tc>
+          <w:tcPr>
+            <w:tcW w:type="dxa" w:w="2196"/>
+          </w:tcPr>
+          <w:p>
+            <w:r>
+              <w:rPr>
+                <w:sz w:val="20"/>
+              </w:rPr>
+              <w:t>人工检查总线连接</w:t>
+            </w:r>
+          </w:p>
+        </w:tc>
+      </w:tr>
+      <w:tr>
+        <w:tc>
+          <w:tcPr>
+            <w:tcW w:type="dxa" w:w="2196"/>
+          </w:tcPr>
+          <w:p>
+            <w:r>
+              <w:rPr>
+                <w:sz w:val="20"/>
+              </w:rPr>
+              <w:t>磁盘空间不足</w:t>
+            </w:r>
+          </w:p>
+        </w:tc>
+        <w:tc>
+          <w:tcPr>
+            <w:tcW w:type="dxa" w:w="2196"/>
+          </w:tcPr>
+          <w:p>
+            <w:r>
+              <w:rPr>
+                <w:sz w:val="20"/>
+              </w:rPr>
+              <w:t>L1</w:t>
+            </w:r>
+          </w:p>
+        </w:tc>
+        <w:tc>
+          <w:tcPr>
+            <w:tcW w:type="dxa" w:w="2196"/>
+          </w:tcPr>
+          <w:p>
+            <w:r>
+              <w:rPr>
+                <w:sz w:val="20"/>
+              </w:rPr>
+              <w:t>自动删除最旧任务数据，优先保证当前任务执行</w:t>
+            </w:r>
+          </w:p>
+        </w:tc>
+        <w:tc>
+          <w:tcPr>
+            <w:tcW w:type="dxa" w:w="2196"/>
+          </w:tcPr>
+          <w:p>
+            <w:r>
+              <w:rPr>
+                <w:sz w:val="20"/>
+              </w:rPr>
+              <w:t>任务后清理归档</w:t>
+            </w:r>
+          </w:p>
+        </w:tc>
+      </w:tr>
+      <w:tr>
+        <w:tc>
+          <w:tcPr>
+            <w:tcW w:type="dxa" w:w="2196"/>
+          </w:tcPr>
+          <w:p>
+            <w:r>
+              <w:rPr>
+                <w:sz w:val="20"/>
+              </w:rPr>
+              <w:t>GPS/定位信号丢失</w:t>
+            </w:r>
+          </w:p>
+        </w:tc>
+        <w:tc>
+          <w:tcPr>
+            <w:tcW w:type="dxa" w:w="2196"/>
+          </w:tcPr>
+          <w:p>
+            <w:r>
+              <w:rPr>
+                <w:sz w:val="20"/>
+              </w:rPr>
+              <w:t>L1</w:t>
+            </w:r>
+          </w:p>
+        </w:tc>
+        <w:tc>
+          <w:tcPr>
+            <w:tcW w:type="dxa" w:w="2196"/>
+          </w:tcPr>
+          <w:p>
+            <w:r>
+              <w:rPr>
+                <w:sz w:val="20"/>
+              </w:rPr>
+              <w:t>切换至里程计推算，标记无定位区段，任务继续</w:t>
+            </w:r>
+          </w:p>
+        </w:tc>
+        <w:tc>
+          <w:tcPr>
+            <w:tcW w:type="dxa" w:w="2196"/>
+          </w:tcPr>
+          <w:p>
+            <w:r>
+              <w:rPr>
+                <w:sz w:val="20"/>
+              </w:rPr>
+              <w:t>信号恢复后自动切换回定位</w:t>
+            </w:r>
+          </w:p>
+        </w:tc>
+      </w:tr>
+    </w:tbl>
+    <w:p/>
+    <w:p>
+      <w:pPr>
+        <w:spacing w:after="60"/>
+      </w:pPr>
+      <w:r>
+        <w:rPr>
+          <w:sz w:val="21"/>
+        </w:rPr>
+        <w:t>**故障恢复流程：**</w:t>
+      </w:r>
+    </w:p>
+    <w:p>
+      <w:pPr>
+        <w:spacing w:after="120"/>
+        <w:ind w:left="432"/>
+      </w:pPr>
+      <w:r>
+        <w:rPr>
+          <w:rFonts w:ascii="Courier New" w:hAnsi="Courier New"/>
+          <w:sz w:val="18"/>
+        </w:rPr>
+        <w:t>故障发生</w:t>
+        <w:br/>
+        <w:t xml:space="preserve">    ↓</w:t>
+        <w:br/>
+        <w:t>系统自动识别故障等级（L1~L4）</w:t>
+        <w:br/>
+        <w:t xml:space="preserve">    ↓</w:t>
+        <w:br/>
+        <w:t>L1/L2 → 自动降级/冗余接管，任务继续</w:t>
+        <w:br/>
+        <w:t>L3 → 自动触发返航，数据保存</w:t>
+        <w:br/>
+        <w:t>L4 → 硬件保护停车，等待人工介入</w:t>
+        <w:br/>
+        <w:t xml:space="preserve">    ↓</w:t>
+        <w:br/>
+        <w:t>运维人员收到告警（短信/邮件/APP推送）</w:t>
+        <w:br/>
+        <w:t xml:space="preserve">    ↓</w:t>
+        <w:br/>
+        <w:t>远程诊断 → 判断故障类型</w:t>
+        <w:br/>
+        <w:t xml:space="preserve">    ↓</w:t>
+        <w:br/>
+        <w:t>远程可解决 → 远程处理（调参/重启/升级）</w:t>
+        <w:br/>
+        <w:t>远程无法解决 → 派发检修工单，安排现场出勤</w:t>
+        <w:br/>
+        <w:t xml:space="preserve">    ↓</w:t>
+        <w:br/>
+        <w:t>故障修复，系统恢复正常，记录归档</w:t>
+      </w:r>
+    </w:p>
+    <w:p>
+      <w:pPr>
+        <w:spacing w:after="60"/>
+      </w:pPr>
+      <w:r>
+        <w:rPr>
+          <w:sz w:val="21"/>
+        </w:rPr>
+        <w:t>**关键设计原则：**</w:t>
       </w:r>
     </w:p>
     <w:tbl>
@@ -320,7 +3668,7 @@
               <w:rPr>
                 <w:sz w:val="20"/>
               </w:rPr>
-              <w:t>保障类型</w:t>
+              <w:t>原则</w:t>
             </w:r>
           </w:p>
         </w:tc>
@@ -333,7 +3681,7 @@
               <w:rPr>
                 <w:sz w:val="20"/>
               </w:rPr>
-              <w:t>内容</w:t>
+              <w:t>说明</w:t>
             </w:r>
           </w:p>
         </w:tc>
@@ -348,7 +3696,7 @@
               <w:rPr>
                 <w:sz w:val="20"/>
               </w:rPr>
-              <w:t>远程运维</w:t>
+              <w:t>数据优先</w:t>
             </w:r>
           </w:p>
         </w:tc>
@@ -361,7 +3709,7 @@
               <w:rPr>
                 <w:sz w:val="20"/>
               </w:rPr>
-              <w:t>移动网络远程接入，故障诊断 + 参数调优 + 固件升级</w:t>
+              <w:t>任何故障情况下，已采集数据必须完整保存，不允许因故障丢失数据</w:t>
             </w:r>
           </w:p>
         </w:tc>
@@ -376,7 +3724,7 @@
               <w:rPr>
                 <w:sz w:val="20"/>
               </w:rPr>
-              <w:t>定期标定</w:t>
+              <w:t>冗余保护</w:t>
             </w:r>
           </w:p>
         </w:tc>
@@ -389,7 +3737,7 @@
               <w:rPr>
                 <w:sz w:val="20"/>
               </w:rPr>
-              <w:t>传感器标定（相机内外参 / 激光标定 / 陀螺仪校准）</w:t>
+              <w:t>核心检测功能均有冗余设计，单点故障不导致任务完全中断</w:t>
             </w:r>
           </w:p>
         </w:tc>
@@ -404,7 +3752,7 @@
               <w:rPr>
                 <w:sz w:val="20"/>
               </w:rPr>
-              <w:t>备件支持</w:t>
+              <w:t>自动恢复</w:t>
             </w:r>
           </w:p>
         </w:tc>
@@ -417,7 +3765,7 @@
               <w:rPr>
                 <w:sz w:val="20"/>
               </w:rPr>
-              <w:t>关键传感器备件（相机 / 激光 / 电池），快速更换</w:t>
+              <w:t>软件类故障优先自动恢复，减少人工干预时间</w:t>
             </w:r>
           </w:p>
         </w:tc>
@@ -432,7 +3780,7 @@
               <w:rPr>
                 <w:sz w:val="20"/>
               </w:rPr>
-              <w:t>软件维护</w:t>
+              <w:t>安全第一</w:t>
             </w:r>
           </w:p>
         </w:tc>
@@ -445,7 +3793,7 @@
               <w:rPr>
                 <w:sz w:val="20"/>
               </w:rPr>
-              <w:t>AI 模型持续迭代，远程推送更新</w:t>
+              <w:t>硬件/总线类故障优先保护设备安全，触发硬保护停车</w:t>
             </w:r>
           </w:p>
         </w:tc>
@@ -460,7 +3808,7 @@
               <w:rPr>
                 <w:sz w:val="20"/>
               </w:rPr>
-              <w:t>数据维护</w:t>
+              <w:t>可追溯</w:t>
             </w:r>
           </w:p>
         </w:tc>
@@ -473,228 +3821,7 @@
               <w:rPr>
                 <w:sz w:val="20"/>
               </w:rPr>
-              <w:t>云端数据定期备份，多副本存储</w:t>
-            </w:r>
-          </w:p>
-        </w:tc>
-      </w:tr>
-    </w:tbl>
-    <w:p/>
-    <w:p>
-      <w:pPr>
-        <w:spacing w:after="60"/>
-      </w:pPr>
-      <w:r>
-        <w:rPr>
-          <w:b/>
-          <w:color w:val="1F497D"/>
-          <w:sz w:val="26"/>
-        </w:rPr>
-        <w:t>三、故障恢复机制</w:t>
-      </w:r>
-    </w:p>
-    <w:tbl>
-      <w:tblPr>
-        <w:tblStyle w:val="TableGrid"/>
-        <w:tblW w:type="auto" w:w="0"/>
-        <w:tblLook w:firstColumn="1" w:firstRow="1" w:lastColumn="0" w:lastRow="0" w:noHBand="0" w:noVBand="1" w:val="04A0"/>
-      </w:tblPr>
-      <w:tblGrid>
-        <w:gridCol w:w="4392"/>
-        <w:gridCol w:w="4392"/>
-      </w:tblGrid>
-      <w:tr>
-        <w:tc>
-          <w:tcPr>
-            <w:tcW w:type="dxa" w:w="4392"/>
-          </w:tcPr>
-          <w:p>
-            <w:r>
-              <w:rPr>
-                <w:sz w:val="20"/>
-              </w:rPr>
-              <w:t>故障类型</w:t>
-            </w:r>
-          </w:p>
-        </w:tc>
-        <w:tc>
-          <w:tcPr>
-            <w:tcW w:type="dxa" w:w="4392"/>
-          </w:tcPr>
-          <w:p>
-            <w:r>
-              <w:rPr>
-                <w:sz w:val="20"/>
-              </w:rPr>
-              <w:t>处理机制</w:t>
-            </w:r>
-          </w:p>
-        </w:tc>
-      </w:tr>
-      <w:tr>
-        <w:tc>
-          <w:tcPr>
-            <w:tcW w:type="dxa" w:w="4392"/>
-          </w:tcPr>
-          <w:p>
-            <w:r>
-              <w:rPr>
-                <w:sz w:val="20"/>
-              </w:rPr>
-              <w:t>单相机离线</w:t>
-            </w:r>
-          </w:p>
-        </w:tc>
-        <w:tc>
-          <w:tcPr>
-            <w:tcW w:type="dxa" w:w="4392"/>
-          </w:tcPr>
-          <w:p>
-            <w:r>
-              <w:rPr>
-                <w:sz w:val="20"/>
-              </w:rPr>
-              <w:t>任务不中断，其他相机覆盖，事后标记数据缺失区段</w:t>
-            </w:r>
-          </w:p>
-        </w:tc>
-      </w:tr>
-      <w:tr>
-        <w:tc>
-          <w:tcPr>
-            <w:tcW w:type="dxa" w:w="4392"/>
-          </w:tcPr>
-          <w:p>
-            <w:r>
-              <w:rPr>
-                <w:sz w:val="20"/>
-              </w:rPr>
-              <w:t>单激光离线</w:t>
-            </w:r>
-          </w:p>
-        </w:tc>
-        <w:tc>
-          <w:tcPr>
-            <w:tcW w:type="dxa" w:w="4392"/>
-          </w:tcPr>
-          <w:p>
-            <w:r>
-              <w:rPr>
-                <w:sz w:val="20"/>
-              </w:rPr>
-              <w:t>保留 2D 检测功能，标记降级运行，及时维修</w:t>
-            </w:r>
-          </w:p>
-        </w:tc>
-      </w:tr>
-      <w:tr>
-        <w:tc>
-          <w:tcPr>
-            <w:tcW w:type="dxa" w:w="4392"/>
-          </w:tcPr>
-          <w:p>
-            <w:r>
-              <w:rPr>
-                <w:sz w:val="20"/>
-              </w:rPr>
-              <w:t>网络中断</w:t>
-            </w:r>
-          </w:p>
-        </w:tc>
-        <w:tc>
-          <w:tcPr>
-            <w:tcW w:type="dxa" w:w="4392"/>
-          </w:tcPr>
-          <w:p>
-            <w:r>
-              <w:rPr>
-                <w:sz w:val="20"/>
-              </w:rPr>
-              <w:t>本地 SSD 持续存储，网络恢复后自动续传</w:t>
-            </w:r>
-          </w:p>
-        </w:tc>
-      </w:tr>
-      <w:tr>
-        <w:tc>
-          <w:tcPr>
-            <w:tcW w:type="dxa" w:w="4392"/>
-          </w:tcPr>
-          <w:p>
-            <w:r>
-              <w:rPr>
-                <w:sz w:val="20"/>
-              </w:rPr>
-              <w:t>工控机死机</w:t>
-            </w:r>
-          </w:p>
-        </w:tc>
-        <w:tc>
-          <w:tcPr>
-            <w:tcW w:type="dxa" w:w="4392"/>
-          </w:tcPr>
-          <w:p>
-            <w:r>
-              <w:rPr>
-                <w:sz w:val="20"/>
-              </w:rPr>
-              <w:t>硬件看门狗自动重启，任务从断点续跑</w:t>
-            </w:r>
-          </w:p>
-        </w:tc>
-      </w:tr>
-      <w:tr>
-        <w:tc>
-          <w:tcPr>
-            <w:tcW w:type="dxa" w:w="4392"/>
-          </w:tcPr>
-          <w:p>
-            <w:r>
-              <w:rPr>
-                <w:sz w:val="20"/>
-              </w:rPr>
-              <w:t>电量耗尽</w:t>
-            </w:r>
-          </w:p>
-        </w:tc>
-        <w:tc>
-          <w:tcPr>
-            <w:tcW w:type="dxa" w:w="4392"/>
-          </w:tcPr>
-          <w:p>
-            <w:r>
-              <w:rPr>
-                <w:sz w:val="20"/>
-              </w:rPr>
-              <w:t>自动触发定点返航，不丢已采集数据</w:t>
-            </w:r>
-          </w:p>
-        </w:tc>
-      </w:tr>
-      <w:tr>
-        <w:tc>
-          <w:tcPr>
-            <w:tcW w:type="dxa" w:w="4392"/>
-          </w:tcPr>
-          <w:p>
-            <w:r>
-              <w:rPr>
-                <w:sz w:val="20"/>
-              </w:rPr>
-              <w:t>工业总线通信中断</w:t>
-            </w:r>
-          </w:p>
-        </w:tc>
-        <w:tc>
-          <w:tcPr>
-            <w:tcW w:type="dxa" w:w="4392"/>
-          </w:tcPr>
-          <w:p>
-            <w:r>
-              <w:rPr>
-                <w:sz w:val="20"/>
-              </w:rPr>
-              <w:t>硬件急停立即触发，机器人停止，保护设备和线路安全</w:t>
+              <w:t>所有故障均记录完整日志，便于事后分析和改进</w:t>
             </w:r>
           </w:p>
         </w:tc>
